--- a/대본/1부/08화_Delaware.docx
+++ b/대본/1부/08화_Delaware.docx
@@ -2,7 +2,7 @@
 <file path=word/document.xml><?xml version="1.0" encoding="utf-8"?>
 <w:document xmlns:w="http://schemas.openxmlformats.org/wordprocessingml/2006/main" xmlns:m="http://schemas.openxmlformats.org/officeDocument/2006/math" xmlns:r="http://schemas.openxmlformats.org/officeDocument/2006/relationships" xmlns:o="urn:schemas-microsoft-com:office:office" xmlns:v="urn:schemas-microsoft-com:vml" xmlns:w10="urn:schemas-microsoft-com:office:word" xmlns:a="http://schemas.openxmlformats.org/drawingml/2006/main" xmlns:pic="http://schemas.openxmlformats.org/drawingml/2006/picture" xmlns:wp="http://schemas.openxmlformats.org/drawingml/2006/wordprocessingDrawing">
   <w:body>
-    <w:bookmarkStart w:id="31" w:name="ship-it-1부-8화"/>
+    <w:bookmarkStart w:id="32" w:name="ship-it-1부-8화"/>
     <w:p>
       <w:pPr>
         <w:pStyle w:val="Heading1"/>
@@ -65,7 +65,7 @@
         <w:t xml:space="preserve"> </w:t>
       </w:r>
       <w:r>
-        <w:t xml:space="preserve">- 규칙: 지문 없음. 전 화 100% 「화자명: 대사」. 1턴 15단어 이내.</w:t>
+        <w:t xml:space="preserve">- 규칙: 지문 없음. 전 화 100% 「화자명: 대사」. 1턴 15단어 이내 + 긴 턴 10~15회(25~35단어).</w:t>
       </w:r>
       <w:r>
         <w:t xml:space="preserve"> </w:t>
@@ -485,13 +485,13 @@
         </w:numPr>
       </w:pPr>
       <w:r>
-        <w:t xml:space="preserve">DIANE: Because investors expect it. Delaware has the clearest corporate law.</w:t>
-      </w:r>
-      <w:r>
-        <w:t xml:space="preserve"> </w:t>
-      </w:r>
-      <w:r>
-        <w:t xml:space="preserve">다이앤: 투자자들이 그걸 기대하니까요. 델라웨어의 회사법이 가장 명확해요.</w:t>
+        <w:t xml:space="preserve">DIANE: Because investors expect it. Delaware has the clearest corporate law in the country, and most venture-backed startups are set up there, so lawyers on both sides already know the rules.</w:t>
+      </w:r>
+      <w:r>
+        <w:t xml:space="preserve"> </w:t>
+      </w:r>
+      <w:r>
+        <w:t xml:space="preserve">다이앤: 투자자들이 그걸 기대하니까요. 델라웨어의 회사법이 미국에서 가장 명확하고, 벤처 투자를 받는 스타트업 대부분이 거기 설립돼요. 그래서 양쪽 변호사 모두 이미 규칙을 알고 있죠.</w:t>
       </w:r>
     </w:p>
     <w:p>
@@ -825,13 +825,13 @@
         </w:numPr>
       </w:pPr>
       <w:r>
-        <w:t xml:space="preserve">DIANE: You could pay tax on shares you can’t sell. Possibly a lot.</w:t>
-      </w:r>
-      <w:r>
-        <w:t xml:space="preserve"> </w:t>
-      </w:r>
-      <w:r>
-        <w:t xml:space="preserve">다이앤: 팔지도 못하는 지분에 세금을 낼 수 있어요. 어쩌면 아주 많이요.</w:t>
+        <w:t xml:space="preserve">DIANE: You could pay tax on shares you can’t sell. Possibly a lot. Without the form, the IRS can tax your shares as they vest, at whatever the company is worth then.</w:t>
+      </w:r>
+      <w:r>
+        <w:t xml:space="preserve"> </w:t>
+      </w:r>
+      <w:r>
+        <w:t xml:space="preserve">다이앤: 팔지도 못하는 지분에 세금을 낼 수 있어요. 어쩌면 아주 많이요. 그 서류가 없으면 국세청이 지분이 베스팅될 때마다, 그 시점의 회사 가치로 세금을 매길 수 있거든요.</w:t>
       </w:r>
     </w:p>
     <w:p>
@@ -927,13 +927,13 @@
         </w:numPr>
       </w:pPr>
       <w:r>
-        <w:t xml:space="preserve">NOAH: If she says a product isn’t safe, it doesn’t ship. She wants that written.</w:t>
-      </w:r>
-      <w:r>
-        <w:t xml:space="preserve"> </w:t>
-      </w:r>
-      <w:r>
-        <w:t xml:space="preserve">노아: 제품이 안전하지 않다고 그녀가 말하면 출시는 없어요. 그걸 문서로 원해요.</w:t>
+        <w:t xml:space="preserve">NOAH: If she says a product isn’t safe, it doesn’t ship. No arguments, no exceptions, not even if investors are pushing. It’s her condition for joining, and she wants that written.</w:t>
+      </w:r>
+      <w:r>
+        <w:t xml:space="preserve"> </w:t>
+      </w:r>
+      <w:r>
+        <w:t xml:space="preserve">노아: 제품이 안전하지 않다고 그녀가 말하면 출시는 없어요. 논쟁도, 예외도 없고, 투자자들이 밀어붙여도 마찬가지예요. 그게 합류 조건이고, 그걸 문서로 원해요.</w:t>
       </w:r>
     </w:p>
     <w:p>
@@ -1107,13 +1107,13 @@
         </w:numPr>
       </w:pPr>
       <w:r>
-        <w:t xml:space="preserve">PRIYA: Four years ago. Before Halvern hired me. I made sure of that date.</w:t>
-      </w:r>
-      <w:r>
-        <w:t xml:space="preserve"> </w:t>
-      </w:r>
-      <w:r>
-        <w:t xml:space="preserve">프리야: 4년 전이요. 할번이 저를 뽑기 전이에요. 날짜는 확실히 확인했어요.</w:t>
+        <w:t xml:space="preserve">PRIYA: Four years ago. Before Halvern hired me. I made sure of that date, because I knew their contract says anything I invent while I work there belongs to them.</w:t>
+      </w:r>
+      <w:r>
+        <w:t xml:space="preserve"> </w:t>
+      </w:r>
+      <w:r>
+        <w:t xml:space="preserve">프리야: 4년 전이요. 할번이 저를 뽑기 전이에요. 날짜는 확실히 확인했어요. 거기서 일하는 동안 제가 발명하는 건 전부 회사 소유라고 계약서에 쓰여 있다는 걸 알았거든요.</w:t>
       </w:r>
     </w:p>
     <w:p>
@@ -1243,13 +1243,13 @@
         </w:numPr>
       </w:pPr>
       <w:r>
-        <w:t xml:space="preserve">DIANE: In the US, you have one year after publishing to file a patent. That passed.</w:t>
-      </w:r>
-      <w:r>
-        <w:t xml:space="preserve"> </w:t>
-      </w:r>
-      <w:r>
-        <w:t xml:space="preserve">다이앤: 미국에선 발표 후 1년 안에 특허를 출원해야 해요. 그 기간이 지났어요.</w:t>
+        <w:t xml:space="preserve">DIANE: In the US, you have one year after publishing to file a patent. Your thesis came out four years ago, so that window closed three years ago. For you and for everyone else.</w:t>
+      </w:r>
+      <w:r>
+        <w:t xml:space="preserve"> </w:t>
+      </w:r>
+      <w:r>
+        <w:t xml:space="preserve">다이앤: 미국에선 발표 후 1년 안에 특허를 출원해야 해요. 논문이 4년 전에 나왔으니, 그 기회는 3년 전에 닫혔어요. 박사님에게도, 다른 모든 사람에게도요.</w:t>
       </w:r>
     </w:p>
     <w:p>
@@ -1260,13 +1260,13 @@
         </w:numPr>
       </w:pPr>
       <w:r>
-        <w:t xml:space="preserve">PRIYA: Nobody told me that. I was a student.</w:t>
-      </w:r>
-      <w:r>
-        <w:t xml:space="preserve"> </w:t>
-      </w:r>
-      <w:r>
-        <w:t xml:space="preserve">프리야: 아무도 그런 말 안 해 줬어요. 전 학생이었어요.</w:t>
+        <w:t xml:space="preserve">PRIYA: Nobody told me that. I was a student. I was thinking about getting published and finishing my degree, not about patents. If I’d known, I would have done it differently.</w:t>
+      </w:r>
+      <w:r>
+        <w:t xml:space="preserve"> </w:t>
+      </w:r>
+      <w:r>
+        <w:t xml:space="preserve">프리야: 아무도 그런 말 안 해 줬어요. 전 학생이었어요. 논문 내고 학위 마치는 것만 생각했지, 특허는 생각도 안 했어요. 알았더라면 다르게 했을 거예요.</w:t>
       </w:r>
     </w:p>
     <w:p>
@@ -1728,13 +1728,13 @@
         </w:numPr>
       </w:pPr>
       <w:r>
-        <w:t xml:space="preserve">DIANE: Then for the next twelve months, you’re doing research. Not competing in the market.</w:t>
-      </w:r>
-      <w:r>
-        <w:t xml:space="preserve"> </w:t>
-      </w:r>
-      <w:r>
-        <w:t xml:space="preserve">다이앤: 그럼 앞으로 12개월 동안 당신은 연구를 하는 거예요. 시장에서 경쟁하는 게 아니라.</w:t>
+        <w:t xml:space="preserve">DIANE: Then for the next twelve months, you’re doing research. Not competing in the market. You have no product to sell and no customers to take, so it’s hard to argue you’re hurting Halvern.</w:t>
+      </w:r>
+      <w:r>
+        <w:t xml:space="preserve"> </w:t>
+      </w:r>
+      <w:r>
+        <w:t xml:space="preserve">다이앤: 그럼 앞으로 12개월 동안 당신은 연구를 하는 거예요. 시장에서 경쟁하는 게 아니라. 팔 제품도 없고 빼 갈 고객도 없으니, 할번에 피해를 준다고 주장하기 어렵죠.</w:t>
       </w:r>
     </w:p>
     <w:p>
@@ -1829,13 +1829,13 @@
         </w:numPr>
       </w:pPr>
       <w:r>
-        <w:t xml:space="preserve">DIANE: No Halvern files. No Halvern customer lists. Don’t call Halvern’s doctors.</w:t>
-      </w:r>
-      <w:r>
-        <w:t xml:space="preserve"> </w:t>
-      </w:r>
-      <w:r>
-        <w:t xml:space="preserve">다이앤: 할번 파일 금지. 할번 고객 명단 금지. 할번 거래 의사들한테 전화 금지.</w:t>
+        <w:t xml:space="preserve">DIANE: No Halvern files. No Halvern customer lists. Don’t call Halvern’s doctors. If they ever sue, their lawyers will look for exactly those three things, so give them nothing to find.</w:t>
+      </w:r>
+      <w:r>
+        <w:t xml:space="preserve"> </w:t>
+      </w:r>
+      <w:r>
+        <w:t xml:space="preserve">다이앤: 할번 파일 금지. 할번 고객 명단 금지. 할번 거래 의사들한테 전화 금지. 그쪽에서 소송을 걸면 변호사들이 바로 그 세 가지를 찾을 테니, 찾을 거리를 하나도 주지 마세요.</w:t>
       </w:r>
     </w:p>
     <w:p>
@@ -1999,13 +1999,13 @@
         </w:numPr>
       </w:pPr>
       <w:r>
-        <w:t xml:space="preserve">DIANE: It’s a start. We’d need more evidence. Articles, awards, expert letters. It takes time.</w:t>
-      </w:r>
-      <w:r>
-        <w:t xml:space="preserve"> </w:t>
-      </w:r>
-      <w:r>
-        <w:t xml:space="preserve">다이앤: 시작은 되네요. 증거가 더 필요해요. 논문, 수상, 전문가 추천서. 시간이 걸려요.</w:t>
+        <w:t xml:space="preserve">DIANE: It’s a start. We’d need more evidence. Articles, awards, expert letters from people in your field. You build that kind of record over months, sometimes years, so it takes time.</w:t>
+      </w:r>
+      <w:r>
+        <w:t xml:space="preserve"> </w:t>
+      </w:r>
+      <w:r>
+        <w:t xml:space="preserve">다이앤: 시작은 되네요. 증거가 더 필요해요. 논문, 수상, 같은 분야 사람들의 전문가 추천서. 그런 기록은 몇 달, 때로는 몇 년에 걸쳐 쌓는 거라 시간이 걸려요.</w:t>
       </w:r>
     </w:p>
     <w:p>
@@ -2077,13 +2077,13 @@
         </w:numPr>
       </w:pPr>
       <w:r>
-        <w:t xml:space="preserve">DIANE: Veyra must pay you a real salary. A full market salary.</w:t>
-      </w:r>
-      <w:r>
-        <w:t xml:space="preserve"> </w:t>
-      </w:r>
-      <w:r>
-        <w:t xml:space="preserve">다이앤: Veyra가 박사님께 진짜 급여를 줘야 해요. 시장 수준의 급여 전액이요.</w:t>
+        <w:t xml:space="preserve">DIANE: Veyra must pay you a real salary. A full market salary, not founder’s pocket money. Immigration checks that, so the company needs enough cash in the bank to pay you every month.</w:t>
+      </w:r>
+      <w:r>
+        <w:t xml:space="preserve"> </w:t>
+      </w:r>
+      <w:r>
+        <w:t xml:space="preserve">다이앤: Veyra가 박사님께 진짜 급여를 줘야 해요. 창업자 용돈이 아니라 시장 수준의 급여 전액이요. 이민국이 그걸 확인하니까, 회사 통장에 매달 급여를 줄 만큼 현금이 있어야 해요.</w:t>
       </w:r>
     </w:p>
     <w:p>
@@ -2196,13 +2196,13 @@
         </w:numPr>
       </w:pPr>
       <w:r>
-        <w:t xml:space="preserve">PRIYA: Disclose that I co-own a future competitor? That conversation would be fun.</w:t>
-      </w:r>
-      <w:r>
-        <w:t xml:space="preserve"> </w:t>
-      </w:r>
-      <w:r>
-        <w:t xml:space="preserve">프리야: 미래의 경쟁사를 공동 소유하고 있다고 공개하라고요? 아주 재밌는 대화가 되겠네요.</w:t>
+        <w:t xml:space="preserve">PRIYA: Disclose that I co-own a future competitor? That conversation would be fun. My manager would smile, say thank you, and probably walk me to the door the same afternoon.</w:t>
+      </w:r>
+      <w:r>
+        <w:t xml:space="preserve"> </w:t>
+      </w:r>
+      <w:r>
+        <w:t xml:space="preserve">프리야: 미래의 경쟁사를 공동 소유하고 있다고 공개하라고요? 아주 재밌는 대화가 되겠네요. 상사가 웃으면서 고맙다고 하고, 아마 그날 오후에 바로 저를 문밖까지 배웅하겠죠.</w:t>
       </w:r>
     </w:p>
     <w:p>
@@ -2230,13 +2230,13 @@
         </w:numPr>
       </w:pPr>
       <w:r>
-        <w:t xml:space="preserve">JOSH: Incorporate in Delaware. Buy founder shares. File 83(b) within thirty days.</w:t>
-      </w:r>
-      <w:r>
-        <w:t xml:space="preserve"> </w:t>
-      </w:r>
-      <w:r>
-        <w:t xml:space="preserve">조시: 델라웨어 법인 설립. 창업자 지분 매입. 30일 안에 83(b) 제출.</w:t>
+        <w:t xml:space="preserve">JOSH: Incorporate in Delaware, then register in Texas. Buy founder shares at the low price today. File the 83(b) within thirty days, and I’ve marked that one in red.</w:t>
+      </w:r>
+      <w:r>
+        <w:t xml:space="preserve"> </w:t>
+      </w:r>
+      <w:r>
+        <w:t xml:space="preserve">조시: 델라웨어에 법인 설립 후 텍사스에 등록. 오늘 낮은 가격으로 창업자 지분 매입. 30일 안에 83(b) 제출, 그건 빨간색으로 표시해 뒀습니다.</w:t>
       </w:r>
     </w:p>
     <w:p>
@@ -2333,7 +2333,7 @@
     </w:p>
     <w:bookmarkEnd w:id="25"/>
     <w:bookmarkEnd w:id="26"/>
-    <w:bookmarkStart w:id="30" w:name="학습-부록"/>
+    <w:bookmarkStart w:id="31" w:name="학습-부록"/>
     <w:p>
       <w:pPr>
         <w:pStyle w:val="Heading2"/>
@@ -3270,8 +3270,307 @@
       </w:r>
     </w:p>
     <w:bookmarkEnd w:id="29"/>
+    <w:bookmarkStart w:id="30" w:name="긴-발화-분석"/>
+    <w:p>
+      <w:pPr>
+        <w:pStyle w:val="Heading3"/>
+      </w:pPr>
+      <w:r>
+        <w:t xml:space="preserve">④ 긴 발화 분석</w:t>
+      </w:r>
+    </w:p>
+    <w:p>
+      <w:pPr>
+        <w:pStyle w:val="BlockText"/>
+      </w:pPr>
+      <w:r>
+        <w:rPr>
+          <w:bCs/>
+          <w:b/>
+        </w:rPr>
+        <w:t xml:space="preserve">62턴 DIANE:</w:t>
+      </w:r>
+      <w:r>
+        <w:t xml:space="preserve"> </w:t>
+      </w:r>
+      <w:r>
+        <w:t xml:space="preserve">“</w:t>
+      </w:r>
+      <w:r>
+        <w:t xml:space="preserve">In the US, you have one year after publishing to file a patent. Your thesis came out four years ago, so that window closed three years ago. For you and for everyone else.</w:t>
+      </w:r>
+      <w:r>
+        <w:t xml:space="preserve">”</w:t>
+      </w:r>
+    </w:p>
+    <w:tbl>
+      <w:tblPr>
+        <w:tblStyle w:val="Table"/>
+        <w:tblW w:type="pct" w:w="5000"/>
+        <w:tblLook w:firstRow="1" w:lastRow="0" w:firstColumn="0" w:lastColumn="0" w:noHBand="0" w:noVBand="0" w:val="0020"/>
+        <w:jc w:val="start"/>
+      </w:tblPr>
+      <w:tblGrid>
+        <w:gridCol w:w="2640"/>
+        <w:gridCol w:w="2640"/>
+        <w:gridCol w:w="2640"/>
+      </w:tblGrid>
+      <w:tr>
+        <w:trPr>
+          <w:tblHeader w:val="true"/>
+        </w:trPr>
+        <w:tc>
+          <w:tcPr/>
+          <w:p>
+            <w:pPr>
+              <w:pStyle w:val="Compact"/>
+              <w:jc w:val="left"/>
+            </w:pPr>
+            <w:r>
+              <w:t xml:space="preserve">구조</w:t>
+            </w:r>
+          </w:p>
+        </w:tc>
+        <w:tc>
+          <w:tcPr/>
+          <w:p>
+            <w:pPr>
+              <w:pStyle w:val="Compact"/>
+              <w:jc w:val="left"/>
+            </w:pPr>
+            <w:r>
+              <w:t xml:space="preserve">영어</w:t>
+            </w:r>
+          </w:p>
+        </w:tc>
+        <w:tc>
+          <w:tcPr/>
+          <w:p>
+            <w:pPr>
+              <w:pStyle w:val="Compact"/>
+              <w:jc w:val="left"/>
+            </w:pPr>
+            <w:r>
+              <w:t xml:space="preserve">기능</w:t>
+            </w:r>
+          </w:p>
+        </w:tc>
+      </w:tr>
+      <w:tr>
+        <w:tc>
+          <w:tcPr/>
+          <w:p>
+            <w:pPr>
+              <w:pStyle w:val="Compact"/>
+              <w:jc w:val="left"/>
+            </w:pPr>
+            <w:r>
+              <w:t xml:space="preserve">① 규칙(일반 원칙)</w:t>
+            </w:r>
+          </w:p>
+        </w:tc>
+        <w:tc>
+          <w:tcPr/>
+          <w:p>
+            <w:pPr>
+              <w:pStyle w:val="Compact"/>
+              <w:jc w:val="left"/>
+            </w:pPr>
+            <w:r>
+              <w:t xml:space="preserve">In the US, you have one year after publishing to file a patent.</w:t>
+            </w:r>
+          </w:p>
+        </w:tc>
+        <w:tc>
+          <w:tcPr/>
+          <w:p>
+            <w:pPr>
+              <w:pStyle w:val="Compact"/>
+              <w:jc w:val="left"/>
+            </w:pPr>
+            <w:r>
+              <w:t xml:space="preserve">전문가가 먼저 적용되는 규칙을 한 문장으로 제시</w:t>
+            </w:r>
+          </w:p>
+        </w:tc>
+      </w:tr>
+      <w:tr>
+        <w:tc>
+          <w:tcPr/>
+          <w:p>
+            <w:pPr>
+              <w:pStyle w:val="Compact"/>
+              <w:jc w:val="left"/>
+            </w:pPr>
+            <w:r>
+              <w:t xml:space="preserve">② 적용(사실 대입)</w:t>
+            </w:r>
+          </w:p>
+        </w:tc>
+        <w:tc>
+          <w:tcPr/>
+          <w:p>
+            <w:pPr>
+              <w:pStyle w:val="Compact"/>
+              <w:jc w:val="left"/>
+            </w:pPr>
+            <w:r>
+              <w:t xml:space="preserve">Your thesis came out four years ago,</w:t>
+            </w:r>
+          </w:p>
+        </w:tc>
+        <w:tc>
+          <w:tcPr/>
+          <w:p>
+            <w:pPr>
+              <w:pStyle w:val="Compact"/>
+              <w:jc w:val="left"/>
+            </w:pPr>
+            <w:r>
+              <w:t xml:space="preserve">상대의 구체적 상황을 규칙에 대입</w:t>
+            </w:r>
+          </w:p>
+        </w:tc>
+      </w:tr>
+      <w:tr>
+        <w:tc>
+          <w:tcPr/>
+          <w:p>
+            <w:pPr>
+              <w:pStyle w:val="Compact"/>
+              <w:jc w:val="left"/>
+            </w:pPr>
+            <w:r>
+              <w:t xml:space="preserve">③ 결론(결과)</w:t>
+            </w:r>
+          </w:p>
+        </w:tc>
+        <w:tc>
+          <w:tcPr/>
+          <w:p>
+            <w:pPr>
+              <w:pStyle w:val="Compact"/>
+              <w:jc w:val="left"/>
+            </w:pPr>
+            <w:r>
+              <w:t xml:space="preserve">so that window closed three years ago.</w:t>
+            </w:r>
+          </w:p>
+        </w:tc>
+        <w:tc>
+          <w:tcPr/>
+          <w:p>
+            <w:pPr>
+              <w:pStyle w:val="Compact"/>
+              <w:jc w:val="left"/>
+            </w:pPr>
+            <w:r>
+              <w:t xml:space="preserve">“</w:t>
+            </w:r>
+            <w:r>
+              <w:t xml:space="preserve">so</w:t>
+            </w:r>
+            <w:r>
+              <w:t xml:space="preserve">”</w:t>
+            </w:r>
+            <w:r>
+              <w:t xml:space="preserve">로 규칙 + 사실 → 결론을 연결</w:t>
+            </w:r>
+          </w:p>
+        </w:tc>
+      </w:tr>
+      <w:tr>
+        <w:tc>
+          <w:tcPr/>
+          <w:p>
+            <w:pPr>
+              <w:pStyle w:val="Compact"/>
+              <w:jc w:val="left"/>
+            </w:pPr>
+            <w:r>
+              <w:t xml:space="preserve">④ 범위(강조)</w:t>
+            </w:r>
+          </w:p>
+        </w:tc>
+        <w:tc>
+          <w:tcPr/>
+          <w:p>
+            <w:pPr>
+              <w:pStyle w:val="Compact"/>
+              <w:jc w:val="left"/>
+            </w:pPr>
+            <w:r>
+              <w:t xml:space="preserve">For you and for everyone else.</w:t>
+            </w:r>
+          </w:p>
+        </w:tc>
+        <w:tc>
+          <w:tcPr/>
+          <w:p>
+            <w:pPr>
+              <w:pStyle w:val="Compact"/>
+              <w:jc w:val="left"/>
+            </w:pPr>
+            <w:r>
+              <w:t xml:space="preserve">결론이 누구에게 적용되는지 짧게 덧붙여 오해를 막음</w:t>
+            </w:r>
+          </w:p>
+        </w:tc>
+      </w:tr>
+    </w:tbl>
+    <w:p>
+      <w:pPr>
+        <w:pStyle w:val="BodyText"/>
+      </w:pPr>
+      <w:r>
+        <w:rPr>
+          <w:bCs/>
+          <w:b/>
+        </w:rPr>
+        <w:t xml:space="preserve">활용 패턴:</w:t>
+      </w:r>
+      <w:r>
+        <w:t xml:space="preserve"> </w:t>
+      </w:r>
+      <w:r>
+        <w:t xml:space="preserve">규칙 → 우리 상황 → so 결론 → 적용 범위</w:t>
+      </w:r>
+      <w:r>
+        <w:t xml:space="preserve"> </w:t>
+      </w:r>
+      <w:r>
+        <w:rPr>
+          <w:bCs/>
+          <w:b/>
+        </w:rPr>
+        <w:t xml:space="preserve">연결 표현:</w:t>
+      </w:r>
+      <w:r>
+        <w:t xml:space="preserve"> </w:t>
+      </w:r>
+      <w:r>
+        <w:t xml:space="preserve">you have … to …(~할 기한이 …이다) · so(그래서) · that window closed(그 기회는 닫혔다)</w:t>
+      </w:r>
+      <w:r>
+        <w:t xml:space="preserve"> </w:t>
+      </w:r>
+      <w:r>
+        <w:rPr>
+          <w:bCs/>
+          <w:b/>
+        </w:rPr>
+        <w:t xml:space="preserve">연습:</w:t>
+      </w:r>
+      <w:r>
+        <w:t xml:space="preserve"> </w:t>
+      </w:r>
+      <w:r>
+        <w:t xml:space="preserve">신청 마감이 지난 이유를 묻는 동료에게, 규칙 → 사실 → 결론 순서로 30단어 안팎으로 설명해 보기.</w:t>
+      </w:r>
+    </w:p>
     <w:bookmarkEnd w:id="30"/>
     <w:bookmarkEnd w:id="31"/>
+    <w:bookmarkEnd w:id="32"/>
     <w:sectPr/>
   </w:body>
 </w:document>

--- a/대본/1부/08화_Delaware.docx
+++ b/대본/1부/08화_Delaware.docx
@@ -2,7 +2,7 @@
 <file path=word/document.xml><?xml version="1.0" encoding="utf-8"?>
 <w:document xmlns:w="http://schemas.openxmlformats.org/wordprocessingml/2006/main" xmlns:m="http://schemas.openxmlformats.org/officeDocument/2006/math" xmlns:r="http://schemas.openxmlformats.org/officeDocument/2006/relationships" xmlns:o="urn:schemas-microsoft-com:office:office" xmlns:v="urn:schemas-microsoft-com:vml" xmlns:w10="urn:schemas-microsoft-com:office:word" xmlns:a="http://schemas.openxmlformats.org/drawingml/2006/main" xmlns:pic="http://schemas.openxmlformats.org/drawingml/2006/picture" xmlns:wp="http://schemas.openxmlformats.org/drawingml/2006/wordprocessingDrawing">
   <w:body>
-    <w:bookmarkStart w:id="32" w:name="ship-it-1부-8화"/>
+    <w:bookmarkStart w:id="38" w:name="ship-it-1부-8화"/>
     <w:p>
       <w:pPr>
         <w:pStyle w:val="Heading1"/>
@@ -147,290 +147,140 @@
     </w:p>
     <w:p>
       <w:pPr>
-        <w:numPr>
-          <w:ilvl w:val="0"/>
-          <w:numId w:val="1001"/>
-        </w:numPr>
+        <w:pStyle w:val="FirstParagraph"/>
       </w:pPr>
       <w:r>
         <w:t xml:space="preserve">JOSH: Mr. Bennett, Dr. Raman? Ms. Foster will see you now.</w:t>
       </w:r>
+    </w:p>
+    <w:p>
+      <w:pPr>
+        <w:pStyle w:val="BodyText"/>
+      </w:pPr>
+      <w:r>
+        <w:t xml:space="preserve">NOAH: Thanks. Priya, you ready?</w:t>
+      </w:r>
+    </w:p>
+    <w:p>
+      <w:pPr>
+        <w:pStyle w:val="BodyText"/>
+      </w:pPr>
+      <w:r>
+        <w:t xml:space="preserve">PRIYA: I’ve been ready since five a.m. I couldn’t sleep.</w:t>
+      </w:r>
+    </w:p>
+    <w:p>
+      <w:pPr>
+        <w:pStyle w:val="BodyText"/>
+      </w:pPr>
+      <w:r>
+        <w:t xml:space="preserve">DIANE: Come in, come in. Diane Foster. Coffee? Water?</w:t>
+      </w:r>
+    </w:p>
+    <w:p>
+      <w:pPr>
+        <w:pStyle w:val="BodyText"/>
+      </w:pPr>
+      <w:r>
+        <w:t xml:space="preserve">NOAH: Water, please. Thanks for seeing us so quickly.</w:t>
+      </w:r>
+    </w:p>
+    <w:p>
+      <w:pPr>
+        <w:pStyle w:val="BodyText"/>
+      </w:pPr>
+      <w:r>
+        <w:t xml:space="preserve">DIANE: Your email had the word</w:t>
+      </w:r>
       <w:r>
         <w:t xml:space="preserve"> </w:t>
       </w:r>
       <w:r>
-        <w:t xml:space="preserve">조시: 베넷 씨, 라만 박사님? 포스터 변호사님이 지금 뵙겠답니다.</w:t>
-      </w:r>
-    </w:p>
-    <w:p>
-      <w:pPr>
-        <w:numPr>
-          <w:ilvl w:val="0"/>
-          <w:numId w:val="1001"/>
-        </w:numPr>
-      </w:pPr>
-      <w:r>
-        <w:t xml:space="preserve">NOAH: Thanks. Priya, you ready?</w:t>
+        <w:t xml:space="preserve">“</w:t>
+      </w:r>
+      <w:r>
+        <w:t xml:space="preserve">urgent</w:t>
+      </w:r>
+      <w:r>
+        <w:t xml:space="preserve">”</w:t>
       </w:r>
       <w:r>
         <w:t xml:space="preserve"> </w:t>
       </w:r>
       <w:r>
-        <w:t xml:space="preserve">노아: 고마워요. 프리야, 준비됐어?</w:t>
-      </w:r>
-    </w:p>
-    <w:p>
-      <w:pPr>
-        <w:numPr>
-          <w:ilvl w:val="0"/>
-          <w:numId w:val="1001"/>
-        </w:numPr>
-      </w:pPr>
-      <w:r>
-        <w:t xml:space="preserve">PRIYA: I’ve been ready since five a.m. I couldn’t sleep.</w:t>
-      </w:r>
-      <w:r>
-        <w:t xml:space="preserve"> </w:t>
-      </w:r>
-      <w:r>
-        <w:t xml:space="preserve">프리야: 새벽 5시부터 준비됐어. 잠이 안 오더라.</w:t>
-      </w:r>
-    </w:p>
-    <w:p>
-      <w:pPr>
-        <w:numPr>
-          <w:ilvl w:val="0"/>
-          <w:numId w:val="1001"/>
-        </w:numPr>
-      </w:pPr>
-      <w:r>
-        <w:t xml:space="preserve">DIANE: Come in, come in. Diane Foster. Coffee? Water?</w:t>
-      </w:r>
-      <w:r>
-        <w:t xml:space="preserve"> </w:t>
-      </w:r>
-      <w:r>
-        <w:t xml:space="preserve">다이앤: 들어오세요, 들어오세요. 다이앤 포스터예요. 커피? 물?</w:t>
-      </w:r>
-    </w:p>
-    <w:p>
-      <w:pPr>
-        <w:numPr>
-          <w:ilvl w:val="0"/>
-          <w:numId w:val="1001"/>
-        </w:numPr>
-      </w:pPr>
-      <w:r>
-        <w:t xml:space="preserve">NOAH: Water, please. Thanks for seeing us so quickly.</w:t>
-      </w:r>
-      <w:r>
-        <w:t xml:space="preserve"> </w:t>
-      </w:r>
-      <w:r>
-        <w:t xml:space="preserve">노아: 물 주세요. 이렇게 빨리 만나 주셔서 감사합니다.</w:t>
-      </w:r>
-    </w:p>
-    <w:p>
-      <w:pPr>
-        <w:numPr>
-          <w:ilvl w:val="0"/>
-          <w:numId w:val="1001"/>
-        </w:numPr>
-      </w:pPr>
-      <w:r>
-        <w:t xml:space="preserve">DIANE: Your email had the word</w:t>
-      </w:r>
-      <w:r>
-        <w:t xml:space="preserve"> </w:t>
-      </w:r>
-      <w:r>
-        <w:t xml:space="preserve">“</w:t>
-      </w:r>
-      <w:r>
-        <w:t xml:space="preserve">urgent</w:t>
-      </w:r>
-      <w:r>
-        <w:t xml:space="preserve">”</w:t>
-      </w:r>
-      <w:r>
-        <w:t xml:space="preserve"> </w:t>
-      </w:r>
-      <w:r>
         <w:t xml:space="preserve">three times. I noticed.</w:t>
       </w:r>
-      <w:r>
-        <w:t xml:space="preserve"> </w:t>
-      </w:r>
-      <w:r>
-        <w:t xml:space="preserve">다이앤: 이메일에</w:t>
-      </w:r>
-      <w:r>
-        <w:t xml:space="preserve"> </w:t>
-      </w:r>
-      <w:r>
-        <w:t xml:space="preserve">“</w:t>
-      </w:r>
-      <w:r>
-        <w:t xml:space="preserve">긴급</w:t>
-      </w:r>
-      <w:r>
-        <w:t xml:space="preserve">”</w:t>
-      </w:r>
-      <w:r>
-        <w:t xml:space="preserve">이라는 단어가 세 번 있더군요. 눈에 띄었어요.</w:t>
-      </w:r>
-    </w:p>
-    <w:p>
-      <w:pPr>
-        <w:numPr>
-          <w:ilvl w:val="0"/>
-          <w:numId w:val="1001"/>
-        </w:numPr>
+    </w:p>
+    <w:p>
+      <w:pPr>
+        <w:pStyle w:val="BodyText"/>
       </w:pPr>
       <w:r>
         <w:t xml:space="preserve">NOAH: Sorry. It felt urgent.</w:t>
       </w:r>
-      <w:r>
-        <w:t xml:space="preserve"> </w:t>
-      </w:r>
-      <w:r>
-        <w:t xml:space="preserve">노아: 죄송해요. 긴급하게 느껴져서요.</w:t>
-      </w:r>
-    </w:p>
-    <w:p>
-      <w:pPr>
-        <w:numPr>
-          <w:ilvl w:val="0"/>
-          <w:numId w:val="1001"/>
-        </w:numPr>
+    </w:p>
+    <w:p>
+      <w:pPr>
+        <w:pStyle w:val="BodyText"/>
       </w:pPr>
       <w:r>
         <w:t xml:space="preserve">DIANE: Everything feels urgent at the start. Josh will take notes.</w:t>
       </w:r>
-      <w:r>
-        <w:t xml:space="preserve"> </w:t>
-      </w:r>
-      <w:r>
-        <w:t xml:space="preserve">다이앤: 처음엔 다 긴급하게 느껴지죠. 조시가 메모할 거예요.</w:t>
-      </w:r>
-    </w:p>
-    <w:p>
-      <w:pPr>
-        <w:numPr>
-          <w:ilvl w:val="0"/>
-          <w:numId w:val="1001"/>
-        </w:numPr>
+    </w:p>
+    <w:p>
+      <w:pPr>
+        <w:pStyle w:val="BodyText"/>
       </w:pPr>
       <w:r>
         <w:t xml:space="preserve">JOSH: Ready when you are.</w:t>
       </w:r>
-      <w:r>
-        <w:t xml:space="preserve"> </w:t>
-      </w:r>
-      <w:r>
-        <w:t xml:space="preserve">조시: 준비됐습니다.</w:t>
-      </w:r>
-    </w:p>
-    <w:p>
-      <w:pPr>
-        <w:numPr>
-          <w:ilvl w:val="0"/>
-          <w:numId w:val="1001"/>
-        </w:numPr>
+    </w:p>
+    <w:p>
+      <w:pPr>
+        <w:pStyle w:val="BodyText"/>
       </w:pPr>
       <w:r>
         <w:t xml:space="preserve">DIANE: Before we start, one rule. Anything important, we get in writing.</w:t>
       </w:r>
-      <w:r>
-        <w:t xml:space="preserve"> </w:t>
-      </w:r>
-      <w:r>
-        <w:t xml:space="preserve">다이앤: 시작하기 전에 규칙 하나. 중요한 건 전부 서면으로 남깁니다.</w:t>
-      </w:r>
-    </w:p>
-    <w:p>
-      <w:pPr>
-        <w:numPr>
-          <w:ilvl w:val="0"/>
-          <w:numId w:val="1001"/>
-        </w:numPr>
+    </w:p>
+    <w:p>
+      <w:pPr>
+        <w:pStyle w:val="BodyText"/>
       </w:pPr>
       <w:r>
         <w:t xml:space="preserve">PRIYA: I like you already.</w:t>
       </w:r>
-      <w:r>
-        <w:t xml:space="preserve"> </w:t>
-      </w:r>
-      <w:r>
-        <w:t xml:space="preserve">프리야: 벌써 마음에 드네요.</w:t>
-      </w:r>
-    </w:p>
-    <w:p>
-      <w:pPr>
-        <w:numPr>
-          <w:ilvl w:val="0"/>
-          <w:numId w:val="1001"/>
-        </w:numPr>
+    </w:p>
+    <w:p>
+      <w:pPr>
+        <w:pStyle w:val="BodyText"/>
       </w:pPr>
       <w:r>
         <w:t xml:space="preserve">DIANE: Good. So, I see five items on your list.</w:t>
       </w:r>
-      <w:r>
-        <w:t xml:space="preserve"> </w:t>
-      </w:r>
-      <w:r>
-        <w:t xml:space="preserve">다이앤: 좋아요. 자, 목록에 항목이 다섯 개 있네요.</w:t>
-      </w:r>
-    </w:p>
-    <w:p>
-      <w:pPr>
-        <w:numPr>
-          <w:ilvl w:val="0"/>
-          <w:numId w:val="1001"/>
-        </w:numPr>
+    </w:p>
+    <w:p>
+      <w:pPr>
+        <w:pStyle w:val="BodyText"/>
       </w:pPr>
       <w:r>
         <w:t xml:space="preserve">NOAH: Company setup. Equity. IP. My non-compete. And Priya’s visa.</w:t>
       </w:r>
-      <w:r>
-        <w:t xml:space="preserve"> </w:t>
-      </w:r>
-      <w:r>
-        <w:t xml:space="preserve">노아: 회사 설립. 지분. 지식재산권. 제 경업금지 조항. 그리고 프리야의 비자요.</w:t>
-      </w:r>
-    </w:p>
-    <w:p>
-      <w:pPr>
-        <w:numPr>
-          <w:ilvl w:val="0"/>
-          <w:numId w:val="1001"/>
-        </w:numPr>
+    </w:p>
+    <w:p>
+      <w:pPr>
+        <w:pStyle w:val="BodyText"/>
       </w:pPr>
       <w:r>
         <w:t xml:space="preserve">DIANE: That’s a lot for one afternoon. Let’s go in order.</w:t>
       </w:r>
-      <w:r>
-        <w:t xml:space="preserve"> </w:t>
-      </w:r>
-      <w:r>
-        <w:t xml:space="preserve">다이앤: 오후 한나절에 하기엔 많네요. 순서대로 갑시다.</w:t>
-      </w:r>
-    </w:p>
-    <w:p>
-      <w:pPr>
-        <w:numPr>
-          <w:ilvl w:val="0"/>
-          <w:numId w:val="1001"/>
-        </w:numPr>
+    </w:p>
+    <w:p>
+      <w:pPr>
+        <w:pStyle w:val="BodyText"/>
       </w:pPr>
       <w:r>
         <w:t xml:space="preserve">NOAH: Perfect.</w:t>
-      </w:r>
-      <w:r>
-        <w:t xml:space="preserve"> </w:t>
-      </w:r>
-      <w:r>
-        <w:t xml:space="preserve">노아: 좋습니다.</w:t>
       </w:r>
     </w:p>
     <w:bookmarkEnd w:id="21"/>
@@ -445,597 +295,282 @@
     </w:p>
     <w:p>
       <w:pPr>
-        <w:numPr>
-          <w:ilvl w:val="0"/>
-          <w:numId w:val="1002"/>
-        </w:numPr>
+        <w:pStyle w:val="FirstParagraph"/>
       </w:pPr>
       <w:r>
         <w:t xml:space="preserve">DIANE: Item one. You’ll incorporate as a Delaware C-corporation.</w:t>
       </w:r>
-      <w:r>
-        <w:t xml:space="preserve"> </w:t>
-      </w:r>
-      <w:r>
-        <w:t xml:space="preserve">다이앤: 1번 항목. 델라웨어 C코퍼레이션으로 설립할 거예요.</w:t>
-      </w:r>
-    </w:p>
-    <w:p>
-      <w:pPr>
-        <w:numPr>
-          <w:ilvl w:val="0"/>
-          <w:numId w:val="1002"/>
-        </w:numPr>
+    </w:p>
+    <w:p>
+      <w:pPr>
+        <w:pStyle w:val="BodyText"/>
       </w:pPr>
       <w:r>
         <w:t xml:space="preserve">NOAH: Delaware? We’re in Texas. Just to clarify, why Delaware?</w:t>
       </w:r>
-      <w:r>
-        <w:t xml:space="preserve"> </w:t>
-      </w:r>
-      <w:r>
-        <w:t xml:space="preserve">노아: 델라웨어요? 저희는 텍사스에 있는데요. 확인차 여쭤볼게요. 왜 델라웨어죠?</w:t>
-      </w:r>
-    </w:p>
-    <w:p>
-      <w:pPr>
-        <w:numPr>
-          <w:ilvl w:val="0"/>
-          <w:numId w:val="1002"/>
-        </w:numPr>
+    </w:p>
+    <w:p>
+      <w:pPr>
+        <w:pStyle w:val="BodyText"/>
       </w:pPr>
       <w:r>
         <w:t xml:space="preserve">DIANE: Because investors expect it. Delaware has the clearest corporate law in the country, and most venture-backed startups are set up there, so lawyers on both sides already know the rules.</w:t>
       </w:r>
-      <w:r>
-        <w:t xml:space="preserve"> </w:t>
-      </w:r>
-      <w:r>
-        <w:t xml:space="preserve">다이앤: 투자자들이 그걸 기대하니까요. 델라웨어의 회사법이 미국에서 가장 명확하고, 벤처 투자를 받는 스타트업 대부분이 거기 설립돼요. 그래서 양쪽 변호사 모두 이미 규칙을 알고 있죠.</w:t>
-      </w:r>
-    </w:p>
-    <w:p>
-      <w:pPr>
-        <w:numPr>
-          <w:ilvl w:val="0"/>
-          <w:numId w:val="1002"/>
-        </w:numPr>
+    </w:p>
+    <w:p>
+      <w:pPr>
+        <w:pStyle w:val="BodyText"/>
       </w:pPr>
       <w:r>
         <w:t xml:space="preserve">PRIYA: Clearest how?</w:t>
       </w:r>
-      <w:r>
-        <w:t xml:space="preserve"> </w:t>
-      </w:r>
-      <w:r>
-        <w:t xml:space="preserve">프리야: 어떻게 명확한데요?</w:t>
-      </w:r>
-    </w:p>
-    <w:p>
-      <w:pPr>
-        <w:numPr>
-          <w:ilvl w:val="0"/>
-          <w:numId w:val="1002"/>
-        </w:numPr>
+    </w:p>
+    <w:p>
+      <w:pPr>
+        <w:pStyle w:val="BodyText"/>
       </w:pPr>
       <w:r>
         <w:t xml:space="preserve">DIANE: Decades of court cases. Lawyers can predict how disputes end.</w:t>
       </w:r>
-      <w:r>
-        <w:t xml:space="preserve"> </w:t>
-      </w:r>
-      <w:r>
-        <w:t xml:space="preserve">다이앤: 수십 년의 판례가 있어요. 분쟁이 어떻게 끝날지 변호사들이 예측할 수 있죠.</w:t>
-      </w:r>
-    </w:p>
-    <w:p>
-      <w:pPr>
-        <w:numPr>
-          <w:ilvl w:val="0"/>
-          <w:numId w:val="1002"/>
-        </w:numPr>
+    </w:p>
+    <w:p>
+      <w:pPr>
+        <w:pStyle w:val="BodyText"/>
       </w:pPr>
       <w:r>
         <w:t xml:space="preserve">NOAH: So it’s about predictability.</w:t>
       </w:r>
-      <w:r>
-        <w:t xml:space="preserve"> </w:t>
-      </w:r>
-      <w:r>
-        <w:t xml:space="preserve">노아: 그러니까 예측 가능성의 문제네요.</w:t>
-      </w:r>
-    </w:p>
-    <w:p>
-      <w:pPr>
-        <w:numPr>
-          <w:ilvl w:val="0"/>
-          <w:numId w:val="1002"/>
-        </w:numPr>
+    </w:p>
+    <w:p>
+      <w:pPr>
+        <w:pStyle w:val="BodyText"/>
       </w:pPr>
       <w:r>
         <w:t xml:space="preserve">DIANE: Exactly. Investors hate surprises. Then we register in Texas too.</w:t>
       </w:r>
-      <w:r>
-        <w:t xml:space="preserve"> </w:t>
-      </w:r>
-      <w:r>
-        <w:t xml:space="preserve">다이앤: 바로 그거예요. 투자자는 돌발 상황을 싫어해요. 그리고 텍사스에도 등록할 거고요.</w:t>
-      </w:r>
-    </w:p>
-    <w:p>
-      <w:pPr>
-        <w:numPr>
-          <w:ilvl w:val="0"/>
-          <w:numId w:val="1002"/>
-        </w:numPr>
+    </w:p>
+    <w:p>
+      <w:pPr>
+        <w:pStyle w:val="BodyText"/>
       </w:pPr>
       <w:r>
         <w:t xml:space="preserve">PRIYA: Why C-corp? I’ve heard of LLCs.</w:t>
       </w:r>
-      <w:r>
-        <w:t xml:space="preserve"> </w:t>
-      </w:r>
-      <w:r>
-        <w:t xml:space="preserve">프리야: 왜 C코프예요? LLC라는 것도 들어 봤는데요.</w:t>
-      </w:r>
-    </w:p>
-    <w:p>
-      <w:pPr>
-        <w:numPr>
-          <w:ilvl w:val="0"/>
-          <w:numId w:val="1002"/>
-        </w:numPr>
+    </w:p>
+    <w:p>
+      <w:pPr>
+        <w:pStyle w:val="BodyText"/>
       </w:pPr>
       <w:r>
         <w:t xml:space="preserve">DIANE: Venture capital funds almost always invest in C-corps. It’s simpler for them.</w:t>
       </w:r>
-      <w:r>
-        <w:t xml:space="preserve"> </w:t>
-      </w:r>
-      <w:r>
-        <w:t xml:space="preserve">다이앤: 벤처캐피털은 거의 항상 C코프에 투자해요. 그쪽이 간단하거든요.</w:t>
-      </w:r>
-    </w:p>
-    <w:p>
-      <w:pPr>
-        <w:numPr>
-          <w:ilvl w:val="0"/>
-          <w:numId w:val="1002"/>
-        </w:numPr>
+    </w:p>
+    <w:p>
+      <w:pPr>
+        <w:pStyle w:val="BodyText"/>
       </w:pPr>
       <w:r>
         <w:t xml:space="preserve">NOAH: Got it. Delaware C-corp. Item two, equity.</w:t>
       </w:r>
-      <w:r>
-        <w:t xml:space="preserve"> </w:t>
-      </w:r>
-      <w:r>
-        <w:t xml:space="preserve">노아: 알겠습니다. 델라웨어 C코프. 2번, 지분이요.</w:t>
-      </w:r>
-    </w:p>
-    <w:p>
-      <w:pPr>
-        <w:numPr>
-          <w:ilvl w:val="0"/>
-          <w:numId w:val="1002"/>
-        </w:numPr>
+    </w:p>
+    <w:p>
+      <w:pPr>
+        <w:pStyle w:val="BodyText"/>
       </w:pPr>
       <w:r>
         <w:t xml:space="preserve">DIANE: You sent me thirty-five, thirty-five, fifteen, fifteen. With vesting.</w:t>
       </w:r>
-      <w:r>
-        <w:t xml:space="preserve"> </w:t>
-      </w:r>
-      <w:r>
-        <w:t xml:space="preserve">다이앤: 35, 35, 15, 15를 보내셨죠. 베스팅 포함해서.</w:t>
-      </w:r>
-    </w:p>
-    <w:p>
-      <w:pPr>
-        <w:numPr>
-          <w:ilvl w:val="0"/>
-          <w:numId w:val="1002"/>
-        </w:numPr>
+    </w:p>
+    <w:p>
+      <w:pPr>
+        <w:pStyle w:val="BodyText"/>
       </w:pPr>
       <w:r>
         <w:t xml:space="preserve">PRIYA: Four years, one-year cliff. Elena suggested it.</w:t>
       </w:r>
-      <w:r>
-        <w:t xml:space="preserve"> </w:t>
-      </w:r>
-      <w:r>
-        <w:t xml:space="preserve">프리야: 4년, 1년 클리프요. 엘레나가 제안했어요.</w:t>
-      </w:r>
-    </w:p>
-    <w:p>
-      <w:pPr>
-        <w:numPr>
-          <w:ilvl w:val="0"/>
-          <w:numId w:val="1002"/>
-        </w:numPr>
+    </w:p>
+    <w:p>
+      <w:pPr>
+        <w:pStyle w:val="BodyText"/>
       </w:pPr>
       <w:r>
         <w:t xml:space="preserve">DIANE: Smart doctor. That’s market standard. Investors will like it.</w:t>
       </w:r>
-      <w:r>
-        <w:t xml:space="preserve"> </w:t>
-      </w:r>
-      <w:r>
-        <w:t xml:space="preserve">다이앤: 똑똑한 의사네요. 그게 시장 표준이에요. 투자자들이 좋아할 거예요.</w:t>
-      </w:r>
-    </w:p>
-    <w:p>
-      <w:pPr>
-        <w:numPr>
-          <w:ilvl w:val="0"/>
-          <w:numId w:val="1002"/>
-        </w:numPr>
+    </w:p>
+    <w:p>
+      <w:pPr>
+        <w:pStyle w:val="BodyText"/>
       </w:pPr>
       <w:r>
         <w:t xml:space="preserve">NOAH: How do we actually get the shares?</w:t>
       </w:r>
-      <w:r>
-        <w:t xml:space="preserve"> </w:t>
-      </w:r>
-      <w:r>
-        <w:t xml:space="preserve">노아: 지분은 실제로 어떻게 받아요?</w:t>
-      </w:r>
-    </w:p>
-    <w:p>
-      <w:pPr>
-        <w:numPr>
-          <w:ilvl w:val="0"/>
-          <w:numId w:val="1002"/>
-        </w:numPr>
+    </w:p>
+    <w:p>
+      <w:pPr>
+        <w:pStyle w:val="BodyText"/>
       </w:pPr>
       <w:r>
         <w:t xml:space="preserve">DIANE: You buy them. Today, at a tiny price. A fraction of a cent.</w:t>
       </w:r>
-      <w:r>
-        <w:t xml:space="preserve"> </w:t>
-      </w:r>
-      <w:r>
-        <w:t xml:space="preserve">다이앤: 사는 거예요. 오늘, 아주 싼 가격에. 1센트도 안 되는 가격으로요.</w:t>
-      </w:r>
-    </w:p>
-    <w:p>
-      <w:pPr>
-        <w:numPr>
-          <w:ilvl w:val="0"/>
-          <w:numId w:val="1002"/>
-        </w:numPr>
+    </w:p>
+    <w:p>
+      <w:pPr>
+        <w:pStyle w:val="BodyText"/>
       </w:pPr>
       <w:r>
         <w:t xml:space="preserve">PRIYA: Why buy them now?</w:t>
       </w:r>
-      <w:r>
-        <w:t xml:space="preserve"> </w:t>
-      </w:r>
-      <w:r>
-        <w:t xml:space="preserve">프리야: 왜 지금 사야 하죠?</w:t>
-      </w:r>
-    </w:p>
-    <w:p>
-      <w:pPr>
-        <w:numPr>
-          <w:ilvl w:val="0"/>
-          <w:numId w:val="1002"/>
-        </w:numPr>
+    </w:p>
+    <w:p>
+      <w:pPr>
+        <w:pStyle w:val="BodyText"/>
       </w:pPr>
       <w:r>
         <w:t xml:space="preserve">DIANE: Because now the company is worth almost nothing. Later, it won’t be.</w:t>
       </w:r>
-      <w:r>
-        <w:t xml:space="preserve"> </w:t>
-      </w:r>
-      <w:r>
-        <w:t xml:space="preserve">다이앤: 지금은 회사 가치가 거의 없으니까요. 나중엔 그렇지 않을 거고요.</w:t>
-      </w:r>
-    </w:p>
-    <w:p>
-      <w:pPr>
-        <w:numPr>
-          <w:ilvl w:val="0"/>
-          <w:numId w:val="1002"/>
-        </w:numPr>
+    </w:p>
+    <w:p>
+      <w:pPr>
+        <w:pStyle w:val="BodyText"/>
       </w:pPr>
       <w:r>
         <w:t xml:space="preserve">NOAH: Hopefully.</w:t>
       </w:r>
-      <w:r>
-        <w:t xml:space="preserve"> </w:t>
-      </w:r>
-      <w:r>
-        <w:t xml:space="preserve">노아: 그러길 바라야죠.</w:t>
-      </w:r>
-    </w:p>
-    <w:p>
-      <w:pPr>
-        <w:numPr>
-          <w:ilvl w:val="0"/>
-          <w:numId w:val="1002"/>
-        </w:numPr>
+    </w:p>
+    <w:p>
+      <w:pPr>
+        <w:pStyle w:val="BodyText"/>
       </w:pPr>
       <w:r>
         <w:t xml:space="preserve">DIANE: Hopefully. Which brings me to the most important form. The 83(b).</w:t>
       </w:r>
-      <w:r>
-        <w:t xml:space="preserve"> </w:t>
-      </w:r>
-      <w:r>
-        <w:t xml:space="preserve">다이앤: 그러길 바라죠. 그래서 가장 중요한 서류가 있어요. 83(b)요.</w:t>
-      </w:r>
-    </w:p>
-    <w:p>
-      <w:pPr>
-        <w:numPr>
-          <w:ilvl w:val="0"/>
-          <w:numId w:val="1002"/>
-        </w:numPr>
+    </w:p>
+    <w:p>
+      <w:pPr>
+        <w:pStyle w:val="BodyText"/>
       </w:pPr>
       <w:r>
         <w:t xml:space="preserve">PRIYA: Another number. Marcus is going to love this.</w:t>
       </w:r>
-      <w:r>
-        <w:t xml:space="preserve"> </w:t>
-      </w:r>
-      <w:r>
-        <w:t xml:space="preserve">프리야: 또 숫자네요. 마커스가 엄청 좋아하겠어요.</w:t>
-      </w:r>
-    </w:p>
-    <w:p>
-      <w:pPr>
-        <w:numPr>
-          <w:ilvl w:val="0"/>
-          <w:numId w:val="1002"/>
-        </w:numPr>
+    </w:p>
+    <w:p>
+      <w:pPr>
+        <w:pStyle w:val="BodyText"/>
       </w:pPr>
       <w:r>
         <w:t xml:space="preserve">DIANE: It’s a tax form. You file it within thirty days of buying your shares.</w:t>
       </w:r>
-      <w:r>
-        <w:t xml:space="preserve"> </w:t>
-      </w:r>
-      <w:r>
-        <w:t xml:space="preserve">다이앤: 세금 서류예요. 지분을 산 날로부터 30일 안에 제출해야 해요.</w:t>
-      </w:r>
-    </w:p>
-    <w:p>
-      <w:pPr>
-        <w:numPr>
-          <w:ilvl w:val="0"/>
-          <w:numId w:val="1002"/>
-        </w:numPr>
+    </w:p>
+    <w:p>
+      <w:pPr>
+        <w:pStyle w:val="BodyText"/>
       </w:pPr>
       <w:r>
         <w:t xml:space="preserve">NOAH: What happens if we miss it?</w:t>
       </w:r>
-      <w:r>
-        <w:t xml:space="preserve"> </w:t>
-      </w:r>
-      <w:r>
-        <w:t xml:space="preserve">노아: 놓치면 어떻게 돼요?</w:t>
-      </w:r>
-    </w:p>
-    <w:p>
-      <w:pPr>
-        <w:numPr>
-          <w:ilvl w:val="0"/>
-          <w:numId w:val="1002"/>
-        </w:numPr>
+    </w:p>
+    <w:p>
+      <w:pPr>
+        <w:pStyle w:val="BodyText"/>
       </w:pPr>
       <w:r>
         <w:t xml:space="preserve">DIANE: You could pay tax on shares you can’t sell. Possibly a lot. Without the form, the IRS can tax your shares as they vest, at whatever the company is worth then.</w:t>
       </w:r>
-      <w:r>
-        <w:t xml:space="preserve"> </w:t>
-      </w:r>
-      <w:r>
-        <w:t xml:space="preserve">다이앤: 팔지도 못하는 지분에 세금을 낼 수 있어요. 어쩌면 아주 많이요. 그 서류가 없으면 국세청이 지분이 베스팅될 때마다, 그 시점의 회사 가치로 세금을 매길 수 있거든요.</w:t>
-      </w:r>
-    </w:p>
-    <w:p>
-      <w:pPr>
-        <w:numPr>
-          <w:ilvl w:val="0"/>
-          <w:numId w:val="1002"/>
-        </w:numPr>
+    </w:p>
+    <w:p>
+      <w:pPr>
+        <w:pStyle w:val="BodyText"/>
       </w:pPr>
       <w:r>
         <w:t xml:space="preserve">PRIYA: Thirty days. No exceptions?</w:t>
       </w:r>
-      <w:r>
-        <w:t xml:space="preserve"> </w:t>
-      </w:r>
-      <w:r>
-        <w:t xml:space="preserve">프리야: 30일. 예외 없어요?</w:t>
-      </w:r>
-    </w:p>
-    <w:p>
-      <w:pPr>
-        <w:numPr>
-          <w:ilvl w:val="0"/>
-          <w:numId w:val="1002"/>
-        </w:numPr>
+    </w:p>
+    <w:p>
+      <w:pPr>
+        <w:pStyle w:val="BodyText"/>
       </w:pPr>
       <w:r>
         <w:t xml:space="preserve">DIANE: No exceptions. I’ve seen founders cry over this. Josh, mark it red.</w:t>
       </w:r>
-      <w:r>
-        <w:t xml:space="preserve"> </w:t>
-      </w:r>
-      <w:r>
-        <w:t xml:space="preserve">다이앤: 예외 없어요. 이것 때문에 우는 창업자들을 봤어요. 조시, 빨간색으로 표시해 줘요.</w:t>
-      </w:r>
-    </w:p>
-    <w:p>
-      <w:pPr>
-        <w:numPr>
-          <w:ilvl w:val="0"/>
-          <w:numId w:val="1002"/>
-        </w:numPr>
+    </w:p>
+    <w:p>
+      <w:pPr>
+        <w:pStyle w:val="BodyText"/>
       </w:pPr>
       <w:r>
         <w:t xml:space="preserve">JOSH: Marked in red. Eighty-three B, thirty days.</w:t>
       </w:r>
-      <w:r>
-        <w:t xml:space="preserve"> </w:t>
-      </w:r>
-      <w:r>
-        <w:t xml:space="preserve">조시: 빨간색 표시했습니다. 83(b), 30일.</w:t>
-      </w:r>
-    </w:p>
-    <w:p>
-      <w:pPr>
-        <w:numPr>
-          <w:ilvl w:val="0"/>
-          <w:numId w:val="1002"/>
-        </w:numPr>
+    </w:p>
+    <w:p>
+      <w:pPr>
+        <w:pStyle w:val="BodyText"/>
       </w:pPr>
       <w:r>
         <w:t xml:space="preserve">NOAH: One more thing for the founders’ agreement. Elena has a condition.</w:t>
       </w:r>
-      <w:r>
-        <w:t xml:space="preserve"> </w:t>
-      </w:r>
-      <w:r>
-        <w:t xml:space="preserve">노아: 창업자 계약서에 하나 더요. 엘레나한테 조건이 있어요.</w:t>
-      </w:r>
-    </w:p>
-    <w:p>
-      <w:pPr>
-        <w:numPr>
-          <w:ilvl w:val="0"/>
-          <w:numId w:val="1002"/>
-        </w:numPr>
+    </w:p>
+    <w:p>
+      <w:pPr>
+        <w:pStyle w:val="BodyText"/>
       </w:pPr>
       <w:r>
         <w:t xml:space="preserve">DIANE: Go ahead.</w:t>
       </w:r>
-      <w:r>
-        <w:t xml:space="preserve"> </w:t>
-      </w:r>
-      <w:r>
-        <w:t xml:space="preserve">다이앤: 말해 보세요.</w:t>
-      </w:r>
-    </w:p>
-    <w:p>
-      <w:pPr>
-        <w:numPr>
-          <w:ilvl w:val="0"/>
-          <w:numId w:val="1002"/>
-        </w:numPr>
+    </w:p>
+    <w:p>
+      <w:pPr>
+        <w:pStyle w:val="BodyText"/>
       </w:pPr>
       <w:r>
         <w:t xml:space="preserve">NOAH: If she says a product isn’t safe, it doesn’t ship. No arguments, no exceptions, not even if investors are pushing. It’s her condition for joining, and she wants that written.</w:t>
       </w:r>
-      <w:r>
-        <w:t xml:space="preserve"> </w:t>
-      </w:r>
-      <w:r>
-        <w:t xml:space="preserve">노아: 제품이 안전하지 않다고 그녀가 말하면 출시는 없어요. 논쟁도, 예외도 없고, 투자자들이 밀어붙여도 마찬가지예요. 그게 합류 조건이고, 그걸 문서로 원해요.</w:t>
-      </w:r>
-    </w:p>
-    <w:p>
-      <w:pPr>
-        <w:numPr>
-          <w:ilvl w:val="0"/>
-          <w:numId w:val="1002"/>
-        </w:numPr>
+    </w:p>
+    <w:p>
+      <w:pPr>
+        <w:pStyle w:val="BodyText"/>
       </w:pPr>
       <w:r>
         <w:t xml:space="preserve">DIANE: A safety veto. I’ve never seen that in a founders’ agreement.</w:t>
       </w:r>
-      <w:r>
-        <w:t xml:space="preserve"> </w:t>
-      </w:r>
-      <w:r>
-        <w:t xml:space="preserve">다이앤: 안전 거부권이라. 창업자 계약서에서 그런 건 본 적이 없네요.</w:t>
-      </w:r>
-    </w:p>
-    <w:p>
-      <w:pPr>
-        <w:numPr>
-          <w:ilvl w:val="0"/>
-          <w:numId w:val="1002"/>
-        </w:numPr>
+    </w:p>
+    <w:p>
+      <w:pPr>
+        <w:pStyle w:val="BodyText"/>
       </w:pPr>
       <w:r>
         <w:t xml:space="preserve">PRIYA: Is that a problem?</w:t>
       </w:r>
-      <w:r>
-        <w:t xml:space="preserve"> </w:t>
-      </w:r>
-      <w:r>
-        <w:t xml:space="preserve">프리야: 문제가 돼요?</w:t>
-      </w:r>
-    </w:p>
-    <w:p>
-      <w:pPr>
-        <w:numPr>
-          <w:ilvl w:val="0"/>
-          <w:numId w:val="1002"/>
-        </w:numPr>
+    </w:p>
+    <w:p>
+      <w:pPr>
+        <w:pStyle w:val="BodyText"/>
       </w:pPr>
       <w:r>
         <w:t xml:space="preserve">DIANE: No. I love it. It says a lot about your company.</w:t>
       </w:r>
-      <w:r>
-        <w:t xml:space="preserve"> </w:t>
-      </w:r>
-      <w:r>
-        <w:t xml:space="preserve">다이앤: 아니요. 아주 좋아요. 이 회사에 대해 많은 걸 말해 주네요.</w:t>
-      </w:r>
-    </w:p>
-    <w:p>
-      <w:pPr>
-        <w:numPr>
-          <w:ilvl w:val="0"/>
-          <w:numId w:val="1002"/>
-        </w:numPr>
+    </w:p>
+    <w:p>
+      <w:pPr>
+        <w:pStyle w:val="BodyText"/>
       </w:pPr>
       <w:r>
         <w:t xml:space="preserve">NOAH: Can investors remove it later?</w:t>
       </w:r>
-      <w:r>
-        <w:t xml:space="preserve"> </w:t>
-      </w:r>
-      <w:r>
-        <w:t xml:space="preserve">노아: 나중에 투자자들이 그걸 없앨 수 있어요?</w:t>
-      </w:r>
-    </w:p>
-    <w:p>
-      <w:pPr>
-        <w:numPr>
-          <w:ilvl w:val="0"/>
-          <w:numId w:val="1002"/>
-        </w:numPr>
+    </w:p>
+    <w:p>
+      <w:pPr>
+        <w:pStyle w:val="BodyText"/>
       </w:pPr>
       <w:r>
         <w:t xml:space="preserve">DIANE: They can try. We’ll make it hard. A board-level safety committee.</w:t>
       </w:r>
-      <w:r>
-        <w:t xml:space="preserve"> </w:t>
-      </w:r>
-      <w:r>
-        <w:t xml:space="preserve">다이앤: 시도는 할 수 있죠. 어렵게 만들 거예요. 이사회 차원의 안전위원회로요.</w:t>
-      </w:r>
-    </w:p>
-    <w:p>
-      <w:pPr>
-        <w:numPr>
-          <w:ilvl w:val="0"/>
-          <w:numId w:val="1002"/>
-        </w:numPr>
+    </w:p>
+    <w:p>
+      <w:pPr>
+        <w:pStyle w:val="BodyText"/>
       </w:pPr>
       <w:r>
         <w:t xml:space="preserve">NOAH: Perfect. Elena will be happy.</w:t>
-      </w:r>
-      <w:r>
-        <w:t xml:space="preserve"> </w:t>
-      </w:r>
-      <w:r>
-        <w:t xml:space="preserve">노아: 완벽해요. 엘레나가 좋아할 거예요.</w:t>
       </w:r>
     </w:p>
     <w:bookmarkEnd w:id="22"/>
@@ -1050,512 +585,242 @@
     </w:p>
     <w:p>
       <w:pPr>
-        <w:numPr>
-          <w:ilvl w:val="0"/>
-          <w:numId w:val="1003"/>
-        </w:numPr>
+        <w:pStyle w:val="FirstParagraph"/>
       </w:pPr>
       <w:r>
         <w:t xml:space="preserve">DIANE: Item three. Intellectual property. This is where it gets interesting.</w:t>
       </w:r>
-      <w:r>
-        <w:t xml:space="preserve"> </w:t>
-      </w:r>
-      <w:r>
-        <w:t xml:space="preserve">다이앤: 3번 항목. 지식재산권. 여기서부터 흥미로워져요.</w:t>
-      </w:r>
-    </w:p>
-    <w:p>
-      <w:pPr>
-        <w:numPr>
-          <w:ilvl w:val="0"/>
-          <w:numId w:val="1003"/>
-        </w:numPr>
+    </w:p>
+    <w:p>
+      <w:pPr>
+        <w:pStyle w:val="BodyText"/>
       </w:pPr>
       <w:r>
         <w:t xml:space="preserve">PRIYA: Because of my thesis?</w:t>
       </w:r>
-      <w:r>
-        <w:t xml:space="preserve"> </w:t>
-      </w:r>
-      <w:r>
-        <w:t xml:space="preserve">프리야: 제 논문 때문에요?</w:t>
-      </w:r>
-    </w:p>
-    <w:p>
-      <w:pPr>
-        <w:numPr>
-          <w:ilvl w:val="0"/>
-          <w:numId w:val="1003"/>
-        </w:numPr>
+    </w:p>
+    <w:p>
+      <w:pPr>
+        <w:pStyle w:val="BodyText"/>
       </w:pPr>
       <w:r>
         <w:t xml:space="preserve">DIANE: Yes. When was it published?</w:t>
       </w:r>
-      <w:r>
-        <w:t xml:space="preserve"> </w:t>
-      </w:r>
-      <w:r>
-        <w:t xml:space="preserve">다이앤: 네. 언제 발표됐죠?</w:t>
-      </w:r>
-    </w:p>
-    <w:p>
-      <w:pPr>
-        <w:numPr>
-          <w:ilvl w:val="0"/>
-          <w:numId w:val="1003"/>
-        </w:numPr>
+    </w:p>
+    <w:p>
+      <w:pPr>
+        <w:pStyle w:val="BodyText"/>
       </w:pPr>
       <w:r>
         <w:t xml:space="preserve">PRIYA: Four years ago. Before Halvern hired me. I made sure of that date, because I knew their contract says anything I invent while I work there belongs to them.</w:t>
       </w:r>
-      <w:r>
-        <w:t xml:space="preserve"> </w:t>
-      </w:r>
-      <w:r>
-        <w:t xml:space="preserve">프리야: 4년 전이요. 할번이 저를 뽑기 전이에요. 날짜는 확실히 확인했어요. 거기서 일하는 동안 제가 발명하는 건 전부 회사 소유라고 계약서에 쓰여 있다는 걸 알았거든요.</w:t>
-      </w:r>
-    </w:p>
-    <w:p>
-      <w:pPr>
-        <w:numPr>
-          <w:ilvl w:val="0"/>
-          <w:numId w:val="1003"/>
-        </w:numPr>
+    </w:p>
+    <w:p>
+      <w:pPr>
+        <w:pStyle w:val="BodyText"/>
       </w:pPr>
       <w:r>
         <w:t xml:space="preserve">DIANE: Good. Then Halvern can’t claim it. That date matters. Write it down, Josh.</w:t>
       </w:r>
-      <w:r>
-        <w:t xml:space="preserve"> </w:t>
-      </w:r>
-      <w:r>
-        <w:t xml:space="preserve">다이앤: 좋아요. 그럼 할번은 소유권을 주장할 수 없어요. 그 날짜가 중요해요. 조시, 적어 둬요.</w:t>
-      </w:r>
-    </w:p>
-    <w:p>
-      <w:pPr>
-        <w:numPr>
-          <w:ilvl w:val="0"/>
-          <w:numId w:val="1003"/>
-        </w:numPr>
+    </w:p>
+    <w:p>
+      <w:pPr>
+        <w:pStyle w:val="BodyText"/>
       </w:pPr>
       <w:r>
         <w:t xml:space="preserve">JOSH: Thesis published before Halvern employment. Noted.</w:t>
       </w:r>
-      <w:r>
-        <w:t xml:space="preserve"> </w:t>
-      </w:r>
-      <w:r>
-        <w:t xml:space="preserve">조시: 할번 입사 전 논문 발표. 기록했습니다.</w:t>
-      </w:r>
-    </w:p>
-    <w:p>
-      <w:pPr>
-        <w:numPr>
-          <w:ilvl w:val="0"/>
-          <w:numId w:val="1003"/>
-        </w:numPr>
+    </w:p>
+    <w:p>
+      <w:pPr>
+        <w:pStyle w:val="BodyText"/>
       </w:pPr>
       <w:r>
         <w:t xml:space="preserve">NOAH: So the idea is ours?</w:t>
       </w:r>
-      <w:r>
-        <w:t xml:space="preserve"> </w:t>
-      </w:r>
-      <w:r>
-        <w:t xml:space="preserve">노아: 그럼 그 아이디어는 우리 거예요?</w:t>
-      </w:r>
-    </w:p>
-    <w:p>
-      <w:pPr>
-        <w:numPr>
-          <w:ilvl w:val="0"/>
-          <w:numId w:val="1003"/>
-        </w:numPr>
+    </w:p>
+    <w:p>
+      <w:pPr>
+        <w:pStyle w:val="BodyText"/>
       </w:pPr>
       <w:r>
         <w:t xml:space="preserve">DIANE: Not exactly. Here’s the hard part. It’s public.</w:t>
       </w:r>
-      <w:r>
-        <w:t xml:space="preserve"> </w:t>
-      </w:r>
-      <w:r>
-        <w:t xml:space="preserve">다이앤: 정확히는 아니에요. 여기가 어려운 부분이에요. 공개돼 있다는 거죠.</w:t>
-      </w:r>
-    </w:p>
-    <w:p>
-      <w:pPr>
-        <w:numPr>
-          <w:ilvl w:val="0"/>
-          <w:numId w:val="1003"/>
-        </w:numPr>
+    </w:p>
+    <w:p>
+      <w:pPr>
+        <w:pStyle w:val="BodyText"/>
       </w:pPr>
       <w:r>
         <w:t xml:space="preserve">PRIYA: Public meaning anyone can read it.</w:t>
       </w:r>
-      <w:r>
-        <w:t xml:space="preserve"> </w:t>
-      </w:r>
-      <w:r>
-        <w:t xml:space="preserve">프리야: 누구나 읽을 수 있다는 의미에서 공개요.</w:t>
-      </w:r>
-    </w:p>
-    <w:p>
-      <w:pPr>
-        <w:numPr>
-          <w:ilvl w:val="0"/>
-          <w:numId w:val="1003"/>
-        </w:numPr>
+    </w:p>
+    <w:p>
+      <w:pPr>
+        <w:pStyle w:val="BodyText"/>
       </w:pPr>
       <w:r>
         <w:t xml:space="preserve">DIANE: And anyone can use it. Nobody can patent the core idea now. Not even you.</w:t>
       </w:r>
-      <w:r>
-        <w:t xml:space="preserve"> </w:t>
-      </w:r>
-      <w:r>
-        <w:t xml:space="preserve">다이앤: 그리고 누구나 쓸 수 있어요. 이제 그 핵심 아이디어는 아무도 특허를 못 내요. 박사님도요.</w:t>
-      </w:r>
-    </w:p>
-    <w:p>
-      <w:pPr>
-        <w:numPr>
-          <w:ilvl w:val="0"/>
-          <w:numId w:val="1003"/>
-        </w:numPr>
+    </w:p>
+    <w:p>
+      <w:pPr>
+        <w:pStyle w:val="BodyText"/>
       </w:pPr>
       <w:r>
         <w:t xml:space="preserve">NOAH: Wait. Not even Priya? It’s her idea.</w:t>
       </w:r>
-      <w:r>
-        <w:t xml:space="preserve"> </w:t>
-      </w:r>
-      <w:r>
-        <w:t xml:space="preserve">노아: 잠깐만요. 프리야도요? 프리야 아이디어잖아요.</w:t>
-      </w:r>
-    </w:p>
-    <w:p>
-      <w:pPr>
-        <w:numPr>
-          <w:ilvl w:val="0"/>
-          <w:numId w:val="1003"/>
-        </w:numPr>
+    </w:p>
+    <w:p>
+      <w:pPr>
+        <w:pStyle w:val="BodyText"/>
       </w:pPr>
       <w:r>
         <w:t xml:space="preserve">DIANE: In the US, you have one year after publishing to file a patent. Your thesis came out four years ago, so that window closed three years ago. For you and for everyone else.</w:t>
       </w:r>
-      <w:r>
-        <w:t xml:space="preserve"> </w:t>
-      </w:r>
-      <w:r>
-        <w:t xml:space="preserve">다이앤: 미국에선 발표 후 1년 안에 특허를 출원해야 해요. 논문이 4년 전에 나왔으니, 그 기회는 3년 전에 닫혔어요. 박사님에게도, 다른 모든 사람에게도요.</w:t>
-      </w:r>
-    </w:p>
-    <w:p>
-      <w:pPr>
-        <w:numPr>
-          <w:ilvl w:val="0"/>
-          <w:numId w:val="1003"/>
-        </w:numPr>
+    </w:p>
+    <w:p>
+      <w:pPr>
+        <w:pStyle w:val="BodyText"/>
       </w:pPr>
       <w:r>
         <w:t xml:space="preserve">PRIYA: Nobody told me that. I was a student. I was thinking about getting published and finishing my degree, not about patents. If I’d known, I would have done it differently.</w:t>
       </w:r>
-      <w:r>
-        <w:t xml:space="preserve"> </w:t>
-      </w:r>
-      <w:r>
-        <w:t xml:space="preserve">프리야: 아무도 그런 말 안 해 줬어요. 전 학생이었어요. 논문 내고 학위 마치는 것만 생각했지, 특허는 생각도 안 했어요. 알았더라면 다르게 했을 거예요.</w:t>
-      </w:r>
-    </w:p>
-    <w:p>
-      <w:pPr>
-        <w:numPr>
-          <w:ilvl w:val="0"/>
-          <w:numId w:val="1003"/>
-        </w:numPr>
+    </w:p>
+    <w:p>
+      <w:pPr>
+        <w:pStyle w:val="BodyText"/>
       </w:pPr>
       <w:r>
         <w:t xml:space="preserve">DIANE: Nobody tells students. It’s one of my least favorite facts.</w:t>
       </w:r>
-      <w:r>
-        <w:t xml:space="preserve"> </w:t>
-      </w:r>
-      <w:r>
-        <w:t xml:space="preserve">다이앤: 학생들한텐 아무도 안 알려 주죠. 내가 제일 싫어하는 사실 중 하나예요.</w:t>
-      </w:r>
-    </w:p>
-    <w:p>
-      <w:pPr>
-        <w:numPr>
-          <w:ilvl w:val="0"/>
-          <w:numId w:val="1003"/>
-        </w:numPr>
+    </w:p>
+    <w:p>
+      <w:pPr>
+        <w:pStyle w:val="BodyText"/>
       </w:pPr>
       <w:r>
         <w:t xml:space="preserve">NOAH: So Halvern could build the same thing. Legally.</w:t>
       </w:r>
-      <w:r>
-        <w:t xml:space="preserve"> </w:t>
-      </w:r>
-      <w:r>
-        <w:t xml:space="preserve">노아: 그럼 할번도 똑같은 걸 만들 수 있네요. 합법적으로.</w:t>
-      </w:r>
-    </w:p>
-    <w:p>
-      <w:pPr>
-        <w:numPr>
-          <w:ilvl w:val="0"/>
-          <w:numId w:val="1003"/>
-        </w:numPr>
+    </w:p>
+    <w:p>
+      <w:pPr>
+        <w:pStyle w:val="BodyText"/>
       </w:pPr>
       <w:r>
         <w:t xml:space="preserve">DIANE: The basic concept, yes. Anyone could.</w:t>
       </w:r>
-      <w:r>
-        <w:t xml:space="preserve"> </w:t>
-      </w:r>
-      <w:r>
-        <w:t xml:space="preserve">다이앤: 기본 개념은 그래요. 누구든 할 수 있어요.</w:t>
-      </w:r>
-    </w:p>
-    <w:p>
-      <w:pPr>
-        <w:numPr>
-          <w:ilvl w:val="0"/>
-          <w:numId w:val="1003"/>
-        </w:numPr>
+    </w:p>
+    <w:p>
+      <w:pPr>
+        <w:pStyle w:val="BodyText"/>
       </w:pPr>
       <w:r>
         <w:t xml:space="preserve">PRIYA: Then what can we protect?</w:t>
       </w:r>
-      <w:r>
-        <w:t xml:space="preserve"> </w:t>
-      </w:r>
-      <w:r>
-        <w:t xml:space="preserve">프리야: 그럼 우린 뭘 보호할 수 있어요?</w:t>
-      </w:r>
-    </w:p>
-    <w:p>
-      <w:pPr>
-        <w:numPr>
-          <w:ilvl w:val="0"/>
-          <w:numId w:val="1003"/>
-        </w:numPr>
+    </w:p>
+    <w:p>
+      <w:pPr>
+        <w:pStyle w:val="BodyText"/>
       </w:pPr>
       <w:r>
         <w:t xml:space="preserve">DIANE: Everything new. The exact formula. The process. The improvements you invent next.</w:t>
       </w:r>
-      <w:r>
-        <w:t xml:space="preserve"> </w:t>
-      </w:r>
-      <w:r>
-        <w:t xml:space="preserve">다이앤: 새로운 건 전부요. 정확한 배합. 공정. 앞으로 발명할 개선점들.</w:t>
-      </w:r>
-    </w:p>
-    <w:p>
-      <w:pPr>
-        <w:numPr>
-          <w:ilvl w:val="0"/>
-          <w:numId w:val="1003"/>
-        </w:numPr>
+    </w:p>
+    <w:p>
+      <w:pPr>
+        <w:pStyle w:val="BodyText"/>
       </w:pPr>
       <w:r>
         <w:t xml:space="preserve">NOAH: So the thesis is the starting line, not the finish line.</w:t>
       </w:r>
-      <w:r>
-        <w:t xml:space="preserve"> </w:t>
-      </w:r>
-      <w:r>
-        <w:t xml:space="preserve">노아: 그러니까 논문은 출발선이지, 결승선이 아니네요.</w:t>
-      </w:r>
-    </w:p>
-    <w:p>
-      <w:pPr>
-        <w:numPr>
-          <w:ilvl w:val="0"/>
-          <w:numId w:val="1003"/>
-        </w:numPr>
+    </w:p>
+    <w:p>
+      <w:pPr>
+        <w:pStyle w:val="BodyText"/>
       </w:pPr>
       <w:r>
         <w:t xml:space="preserve">DIANE: Nicely put. And one more thing. The public thesis can also protect you.</w:t>
       </w:r>
-      <w:r>
-        <w:t xml:space="preserve"> </w:t>
-      </w:r>
-      <w:r>
-        <w:t xml:space="preserve">다이앤: 잘 표현했네요. 그리고 하나 더. 공개된 논문이 여러분을 보호할 수도 있어요.</w:t>
-      </w:r>
-    </w:p>
-    <w:p>
-      <w:pPr>
-        <w:numPr>
-          <w:ilvl w:val="0"/>
-          <w:numId w:val="1003"/>
-        </w:numPr>
+    </w:p>
+    <w:p>
+      <w:pPr>
+        <w:pStyle w:val="BodyText"/>
       </w:pPr>
       <w:r>
         <w:t xml:space="preserve">PRIYA: How?</w:t>
       </w:r>
-      <w:r>
-        <w:t xml:space="preserve"> </w:t>
-      </w:r>
-      <w:r>
-        <w:t xml:space="preserve">프리야: 어떻게요?</w:t>
-      </w:r>
-    </w:p>
-    <w:p>
-      <w:pPr>
-        <w:numPr>
-          <w:ilvl w:val="0"/>
-          <w:numId w:val="1003"/>
-        </w:numPr>
+    </w:p>
+    <w:p>
+      <w:pPr>
+        <w:pStyle w:val="BodyText"/>
       </w:pPr>
       <w:r>
         <w:t xml:space="preserve">DIANE: If someone later patents your old idea, your thesis proves it wasn’t new.</w:t>
       </w:r>
-      <w:r>
-        <w:t xml:space="preserve"> </w:t>
-      </w:r>
-      <w:r>
-        <w:t xml:space="preserve">다이앤: 나중에 누가 박사님의 옛 아이디어로 특허를 내면, 논문이 그게 새롭지 않았다는 걸 증명해요.</w:t>
-      </w:r>
-    </w:p>
-    <w:p>
-      <w:pPr>
-        <w:numPr>
-          <w:ilvl w:val="0"/>
-          <w:numId w:val="1003"/>
-        </w:numPr>
+    </w:p>
+    <w:p>
+      <w:pPr>
+        <w:pStyle w:val="BodyText"/>
       </w:pPr>
       <w:r>
         <w:t xml:space="preserve">NOAH: That’s called…?</w:t>
       </w:r>
-      <w:r>
-        <w:t xml:space="preserve"> </w:t>
-      </w:r>
-      <w:r>
-        <w:t xml:space="preserve">노아: 그걸 뭐라고 하죠…?</w:t>
-      </w:r>
-    </w:p>
-    <w:p>
-      <w:pPr>
-        <w:numPr>
-          <w:ilvl w:val="0"/>
-          <w:numId w:val="1003"/>
-        </w:numPr>
+    </w:p>
+    <w:p>
+      <w:pPr>
+        <w:pStyle w:val="BodyText"/>
       </w:pPr>
       <w:r>
         <w:t xml:space="preserve">DIANE: Prior art. Remember that phrase. You may need it someday.</w:t>
       </w:r>
-      <w:r>
-        <w:t xml:space="preserve"> </w:t>
-      </w:r>
-      <w:r>
-        <w:t xml:space="preserve">다이앤: 선행기술이요. 그 단어 기억해 두세요. 언젠가 필요할지도 몰라요.</w:t>
-      </w:r>
-    </w:p>
-    <w:p>
-      <w:pPr>
-        <w:numPr>
-          <w:ilvl w:val="0"/>
-          <w:numId w:val="1003"/>
-        </w:numPr>
+    </w:p>
+    <w:p>
+      <w:pPr>
+        <w:pStyle w:val="BodyText"/>
       </w:pPr>
       <w:r>
         <w:t xml:space="preserve">PRIYA: Did the university file anything? I should check with UT.</w:t>
       </w:r>
-      <w:r>
-        <w:t xml:space="preserve"> </w:t>
-      </w:r>
-      <w:r>
-        <w:t xml:space="preserve">프리야: 대학이 뭔가 출원했을까요? UT에 확인해 봐야겠네요.</w:t>
-      </w:r>
-    </w:p>
-    <w:p>
-      <w:pPr>
-        <w:numPr>
-          <w:ilvl w:val="0"/>
-          <w:numId w:val="1003"/>
-        </w:numPr>
+    </w:p>
+    <w:p>
+      <w:pPr>
+        <w:pStyle w:val="BodyText"/>
       </w:pPr>
       <w:r>
         <w:t xml:space="preserve">DIANE: Yes, check with their tech transfer office. Get the answer in writing.</w:t>
       </w:r>
-      <w:r>
-        <w:t xml:space="preserve"> </w:t>
-      </w:r>
-      <w:r>
-        <w:t xml:space="preserve">다이앤: 네, 대학 기술사업화실에 확인하세요. 답변은 서면으로 받으시고요.</w:t>
-      </w:r>
-    </w:p>
-    <w:p>
-      <w:pPr>
-        <w:numPr>
-          <w:ilvl w:val="0"/>
-          <w:numId w:val="1003"/>
-        </w:numPr>
+    </w:p>
+    <w:p>
+      <w:pPr>
+        <w:pStyle w:val="BodyText"/>
       </w:pPr>
       <w:r>
         <w:t xml:space="preserve">PRIYA: In writing. Of course.</w:t>
       </w:r>
-      <w:r>
-        <w:t xml:space="preserve"> </w:t>
-      </w:r>
-      <w:r>
-        <w:t xml:space="preserve">프리야: 서면으로. 물론이죠.</w:t>
-      </w:r>
-    </w:p>
-    <w:p>
-      <w:pPr>
-        <w:numPr>
-          <w:ilvl w:val="0"/>
-          <w:numId w:val="1003"/>
-        </w:numPr>
+    </w:p>
+    <w:p>
+      <w:pPr>
+        <w:pStyle w:val="BodyText"/>
       </w:pPr>
       <w:r>
         <w:t xml:space="preserve">DIANE: Now, Priya. While you still work at Halvern, you can’t invent for Veyra.</w:t>
       </w:r>
-      <w:r>
-        <w:t xml:space="preserve"> </w:t>
-      </w:r>
-      <w:r>
-        <w:t xml:space="preserve">다이앤: 자, 프리야. 할번에 다니는 동안엔 Veyra를 위해 발명하면 안 돼요.</w:t>
-      </w:r>
-    </w:p>
-    <w:p>
-      <w:pPr>
-        <w:numPr>
-          <w:ilvl w:val="0"/>
-          <w:numId w:val="1003"/>
-        </w:numPr>
+    </w:p>
+    <w:p>
+      <w:pPr>
+        <w:pStyle w:val="BodyText"/>
       </w:pPr>
       <w:r>
         <w:t xml:space="preserve">PRIYA: Not even at home? On weekends?</w:t>
       </w:r>
-      <w:r>
-        <w:t xml:space="preserve"> </w:t>
-      </w:r>
-      <w:r>
-        <w:t xml:space="preserve">프리야: 집에서도요? 주말에도요?</w:t>
-      </w:r>
-    </w:p>
-    <w:p>
-      <w:pPr>
-        <w:numPr>
-          <w:ilvl w:val="0"/>
-          <w:numId w:val="1003"/>
-        </w:numPr>
+    </w:p>
+    <w:p>
+      <w:pPr>
+        <w:pStyle w:val="BodyText"/>
       </w:pPr>
       <w:r>
         <w:t xml:space="preserve">DIANE: Not even in your dreams. Talk business, not chemistry.</w:t>
-      </w:r>
-      <w:r>
-        <w:t xml:space="preserve"> </w:t>
-      </w:r>
-      <w:r>
-        <w:t xml:space="preserve">다이앤: 꿈속에서도 안 돼요. 사업 얘기는 해도, 화학 얘기는 안 돼요.</w:t>
       </w:r>
     </w:p>
     <w:bookmarkEnd w:id="23"/>
@@ -1570,493 +835,238 @@
     </w:p>
     <w:p>
       <w:pPr>
-        <w:numPr>
-          <w:ilvl w:val="0"/>
-          <w:numId w:val="1004"/>
-        </w:numPr>
+        <w:pStyle w:val="FirstParagraph"/>
       </w:pPr>
       <w:r>
         <w:t xml:space="preserve">NOAH: Item four. My non-compete. Twelve months. Page six, section four.</w:t>
       </w:r>
+    </w:p>
+    <w:p>
+      <w:pPr>
+        <w:pStyle w:val="BodyText"/>
+      </w:pPr>
+      <w:r>
+        <w:t xml:space="preserve">DIANE: I read it this morning. It’s broad. And Texas can enforce non-competes.</w:t>
+      </w:r>
+    </w:p>
+    <w:p>
+      <w:pPr>
+        <w:pStyle w:val="BodyText"/>
+      </w:pPr>
+      <w:r>
+        <w:t xml:space="preserve">NOAH: So I’m in trouble.</w:t>
+      </w:r>
+    </w:p>
+    <w:p>
+      <w:pPr>
+        <w:pStyle w:val="BodyText"/>
+      </w:pPr>
+      <w:r>
+        <w:t xml:space="preserve">DIANE: Not necessarily. The key word is</w:t>
+      </w:r>
       <w:r>
         <w:t xml:space="preserve"> </w:t>
       </w:r>
       <w:r>
-        <w:t xml:space="preserve">노아: 4번 항목. 제 경업금지 조항이요. 12개월. 6페이지 4항.</w:t>
-      </w:r>
-    </w:p>
-    <w:p>
-      <w:pPr>
-        <w:numPr>
-          <w:ilvl w:val="0"/>
-          <w:numId w:val="1004"/>
-        </w:numPr>
-      </w:pPr>
-      <w:r>
-        <w:t xml:space="preserve">DIANE: I read it this morning. It’s broad. And Texas can enforce non-competes.</w:t>
+        <w:t xml:space="preserve">“</w:t>
+      </w:r>
+      <w:r>
+        <w:t xml:space="preserve">reasonable.</w:t>
+      </w:r>
+      <w:r>
+        <w:t xml:space="preserve">”</w:t>
       </w:r>
       <w:r>
         <w:t xml:space="preserve"> </w:t>
       </w:r>
       <w:r>
-        <w:t xml:space="preserve">다이앤: 오늘 아침에 읽었어요. 범위가 넓어요. 그리고 텍사스는 경업금지를 인정할 수 있어요.</w:t>
-      </w:r>
-    </w:p>
-    <w:p>
-      <w:pPr>
-        <w:numPr>
-          <w:ilvl w:val="0"/>
-          <w:numId w:val="1004"/>
-        </w:numPr>
-      </w:pPr>
-      <w:r>
-        <w:t xml:space="preserve">NOAH: So I’m in trouble.</w:t>
+        <w:t xml:space="preserve">Courts look at the details.</w:t>
+      </w:r>
+    </w:p>
+    <w:p>
+      <w:pPr>
+        <w:pStyle w:val="BodyText"/>
+      </w:pPr>
+      <w:r>
+        <w:t xml:space="preserve">NOAH: What details?</w:t>
+      </w:r>
+    </w:p>
+    <w:p>
+      <w:pPr>
+        <w:pStyle w:val="BodyText"/>
+      </w:pPr>
+      <w:r>
+        <w:t xml:space="preserve">DIANE: Are you selling a competing product? Taking customers? Using their secrets?</w:t>
+      </w:r>
+    </w:p>
+    <w:p>
+      <w:pPr>
+        <w:pStyle w:val="BodyText"/>
+      </w:pPr>
+      <w:r>
+        <w:t xml:space="preserve">NOAH: No product for years. No customers. No secrets.</w:t>
+      </w:r>
+    </w:p>
+    <w:p>
+      <w:pPr>
+        <w:pStyle w:val="BodyText"/>
+      </w:pPr>
+      <w:r>
+        <w:t xml:space="preserve">DIANE: Then for the next twelve months, you’re doing research. Not competing in the market. You have no product to sell and no customers to take, so it’s hard to argue you’re hurting Halvern.</w:t>
+      </w:r>
+    </w:p>
+    <w:p>
+      <w:pPr>
+        <w:pStyle w:val="BodyText"/>
+      </w:pPr>
+      <w:r>
+        <w:t xml:space="preserve">NOAH: Is that enough?</w:t>
+      </w:r>
+    </w:p>
+    <w:p>
+      <w:pPr>
+        <w:pStyle w:val="BodyText"/>
+      </w:pPr>
+      <w:r>
+        <w:t xml:space="preserve">DIANE: It’s a strong position. Not a guarantee. Keep your hands clean.</w:t>
+      </w:r>
+    </w:p>
+    <w:p>
+      <w:pPr>
+        <w:pStyle w:val="BodyText"/>
+      </w:pPr>
+      <w:r>
+        <w:t xml:space="preserve">NOAH: What does</w:t>
       </w:r>
       <w:r>
         <w:t xml:space="preserve"> </w:t>
       </w:r>
       <w:r>
-        <w:t xml:space="preserve">노아: 그럼 저 곤란한 거네요.</w:t>
-      </w:r>
-    </w:p>
-    <w:p>
-      <w:pPr>
-        <w:numPr>
-          <w:ilvl w:val="0"/>
-          <w:numId w:val="1004"/>
-        </w:numPr>
-      </w:pPr>
-      <w:r>
-        <w:t xml:space="preserve">DIANE: Not necessarily. The key word is</w:t>
+        <w:t xml:space="preserve">“</w:t>
+      </w:r>
+      <w:r>
+        <w:t xml:space="preserve">clean</w:t>
+      </w:r>
+      <w:r>
+        <w:t xml:space="preserve">”</w:t>
       </w:r>
       <w:r>
         <w:t xml:space="preserve"> </w:t>
       </w:r>
       <w:r>
-        <w:t xml:space="preserve">“</w:t>
-      </w:r>
-      <w:r>
-        <w:t xml:space="preserve">reasonable.</w:t>
-      </w:r>
-      <w:r>
-        <w:t xml:space="preserve">”</w:t>
-      </w:r>
-      <w:r>
-        <w:t xml:space="preserve"> </w:t>
-      </w:r>
-      <w:r>
-        <w:t xml:space="preserve">Courts look at the details.</w:t>
-      </w:r>
-      <w:r>
-        <w:t xml:space="preserve"> </w:t>
-      </w:r>
-      <w:r>
-        <w:t xml:space="preserve">다이앤: 꼭 그렇진 않아요. 핵심 단어는</w:t>
-      </w:r>
-      <w:r>
-        <w:t xml:space="preserve"> </w:t>
-      </w:r>
-      <w:r>
-        <w:t xml:space="preserve">“</w:t>
-      </w:r>
-      <w:r>
-        <w:t xml:space="preserve">합리적</w:t>
-      </w:r>
-      <w:r>
-        <w:t xml:space="preserve">”</w:t>
-      </w:r>
-      <w:r>
-        <w:t xml:space="preserve">이에요. 법원은 세부 사항을 봐요.</w:t>
-      </w:r>
-    </w:p>
-    <w:p>
-      <w:pPr>
-        <w:numPr>
-          <w:ilvl w:val="0"/>
-          <w:numId w:val="1004"/>
-        </w:numPr>
-      </w:pPr>
-      <w:r>
-        <w:t xml:space="preserve">NOAH: What details?</w:t>
-      </w:r>
-      <w:r>
-        <w:t xml:space="preserve"> </w:t>
-      </w:r>
-      <w:r>
-        <w:t xml:space="preserve">노아: 어떤 세부 사항이요?</w:t>
-      </w:r>
-    </w:p>
-    <w:p>
-      <w:pPr>
-        <w:numPr>
-          <w:ilvl w:val="0"/>
-          <w:numId w:val="1004"/>
-        </w:numPr>
-      </w:pPr>
-      <w:r>
-        <w:t xml:space="preserve">DIANE: Are you selling a competing product? Taking customers? Using their secrets?</w:t>
-      </w:r>
-      <w:r>
-        <w:t xml:space="preserve"> </w:t>
-      </w:r>
-      <w:r>
-        <w:t xml:space="preserve">다이앤: 경쟁 제품을 팔고 있나? 고객을 빼 가나? 그들의 기밀을 쓰나?</w:t>
-      </w:r>
-    </w:p>
-    <w:p>
-      <w:pPr>
-        <w:numPr>
-          <w:ilvl w:val="0"/>
-          <w:numId w:val="1004"/>
-        </w:numPr>
-      </w:pPr>
-      <w:r>
-        <w:t xml:space="preserve">NOAH: No product for years. No customers. No secrets.</w:t>
-      </w:r>
-      <w:r>
-        <w:t xml:space="preserve"> </w:t>
-      </w:r>
-      <w:r>
-        <w:t xml:space="preserve">노아: 몇 년간 제품 없음. 고객 없음. 기밀 없음.</w:t>
-      </w:r>
-    </w:p>
-    <w:p>
-      <w:pPr>
-        <w:numPr>
-          <w:ilvl w:val="0"/>
-          <w:numId w:val="1004"/>
-        </w:numPr>
-      </w:pPr>
-      <w:r>
-        <w:t xml:space="preserve">DIANE: Then for the next twelve months, you’re doing research. Not competing in the market. You have no product to sell and no customers to take, so it’s hard to argue you’re hurting Halvern.</w:t>
-      </w:r>
-      <w:r>
-        <w:t xml:space="preserve"> </w:t>
-      </w:r>
-      <w:r>
-        <w:t xml:space="preserve">다이앤: 그럼 앞으로 12개월 동안 당신은 연구를 하는 거예요. 시장에서 경쟁하는 게 아니라. 팔 제품도 없고 빼 갈 고객도 없으니, 할번에 피해를 준다고 주장하기 어렵죠.</w:t>
-      </w:r>
-    </w:p>
-    <w:p>
-      <w:pPr>
-        <w:numPr>
-          <w:ilvl w:val="0"/>
-          <w:numId w:val="1004"/>
-        </w:numPr>
-      </w:pPr>
-      <w:r>
-        <w:t xml:space="preserve">NOAH: Is that enough?</w:t>
-      </w:r>
-      <w:r>
-        <w:t xml:space="preserve"> </w:t>
-      </w:r>
-      <w:r>
-        <w:t xml:space="preserve">노아: 그걸로 충분해요?</w:t>
-      </w:r>
-    </w:p>
-    <w:p>
-      <w:pPr>
-        <w:numPr>
-          <w:ilvl w:val="0"/>
-          <w:numId w:val="1004"/>
-        </w:numPr>
-      </w:pPr>
-      <w:r>
-        <w:t xml:space="preserve">DIANE: It’s a strong position. Not a guarantee. Keep your hands clean.</w:t>
-      </w:r>
-      <w:r>
-        <w:t xml:space="preserve"> </w:t>
-      </w:r>
-      <w:r>
-        <w:t xml:space="preserve">다이앤: 탄탄한 입장이에요. 보장은 아니고요. 손을 깨끗이 하세요.</w:t>
-      </w:r>
-    </w:p>
-    <w:p>
-      <w:pPr>
-        <w:numPr>
-          <w:ilvl w:val="0"/>
-          <w:numId w:val="1004"/>
-        </w:numPr>
-      </w:pPr>
-      <w:r>
-        <w:t xml:space="preserve">NOAH: What does</w:t>
-      </w:r>
-      <w:r>
-        <w:t xml:space="preserve"> </w:t>
-      </w:r>
-      <w:r>
-        <w:t xml:space="preserve">“</w:t>
-      </w:r>
-      <w:r>
-        <w:t xml:space="preserve">clean</w:t>
-      </w:r>
-      <w:r>
-        <w:t xml:space="preserve">”</w:t>
-      </w:r>
-      <w:r>
-        <w:t xml:space="preserve"> </w:t>
-      </w:r>
-      <w:r>
         <w:t xml:space="preserve">mean, exactly?</w:t>
       </w:r>
-      <w:r>
-        <w:t xml:space="preserve"> </w:t>
-      </w:r>
-      <w:r>
-        <w:t xml:space="preserve">노아:</w:t>
-      </w:r>
-      <w:r>
-        <w:t xml:space="preserve"> </w:t>
-      </w:r>
-      <w:r>
-        <w:t xml:space="preserve">“</w:t>
-      </w:r>
-      <w:r>
-        <w:t xml:space="preserve">깨끗이</w:t>
-      </w:r>
-      <w:r>
-        <w:t xml:space="preserve">”</w:t>
-      </w:r>
-      <w:r>
-        <w:t xml:space="preserve">가 정확히 뭘 뜻해요?</w:t>
-      </w:r>
-    </w:p>
-    <w:p>
-      <w:pPr>
-        <w:numPr>
-          <w:ilvl w:val="0"/>
-          <w:numId w:val="1004"/>
-        </w:numPr>
+    </w:p>
+    <w:p>
+      <w:pPr>
+        <w:pStyle w:val="BodyText"/>
       </w:pPr>
       <w:r>
         <w:t xml:space="preserve">DIANE: No Halvern files. No Halvern customer lists. Don’t call Halvern’s doctors. If they ever sue, their lawyers will look for exactly those three things, so give them nothing to find.</w:t>
       </w:r>
-      <w:r>
-        <w:t xml:space="preserve"> </w:t>
-      </w:r>
-      <w:r>
-        <w:t xml:space="preserve">다이앤: 할번 파일 금지. 할번 고객 명단 금지. 할번 거래 의사들한테 전화 금지. 그쪽에서 소송을 걸면 변호사들이 바로 그 세 가지를 찾을 테니, 찾을 거리를 하나도 주지 마세요.</w:t>
-      </w:r>
-    </w:p>
-    <w:p>
-      <w:pPr>
-        <w:numPr>
-          <w:ilvl w:val="0"/>
-          <w:numId w:val="1004"/>
-        </w:numPr>
+    </w:p>
+    <w:p>
+      <w:pPr>
+        <w:pStyle w:val="BodyText"/>
       </w:pPr>
       <w:r>
         <w:t xml:space="preserve">NOAH: Understood. Should we ask Halvern for a written release?</w:t>
       </w:r>
-      <w:r>
-        <w:t xml:space="preserve"> </w:t>
-      </w:r>
-      <w:r>
-        <w:t xml:space="preserve">노아: 알겠어요. 할번에 서면으로 면제를 요청해야 할까요?</w:t>
-      </w:r>
-    </w:p>
-    <w:p>
-      <w:pPr>
-        <w:numPr>
-          <w:ilvl w:val="0"/>
-          <w:numId w:val="1004"/>
-        </w:numPr>
+    </w:p>
+    <w:p>
+      <w:pPr>
+        <w:pStyle w:val="BodyText"/>
       </w:pPr>
       <w:r>
         <w:t xml:space="preserve">DIANE: Not yet. Don’t poke the bear. We’ll decide later.</w:t>
       </w:r>
-      <w:r>
-        <w:t xml:space="preserve"> </w:t>
-      </w:r>
-      <w:r>
-        <w:t xml:space="preserve">다이앤: 아직은요. 곰을 건드리지 마세요. 나중에 결정해요.</w:t>
-      </w:r>
-    </w:p>
-    <w:p>
-      <w:pPr>
-        <w:numPr>
-          <w:ilvl w:val="0"/>
-          <w:numId w:val="1004"/>
-        </w:numPr>
+    </w:p>
+    <w:p>
+      <w:pPr>
+        <w:pStyle w:val="BodyText"/>
       </w:pPr>
       <w:r>
         <w:t xml:space="preserve">PRIYA: Item five. My visa. This is the one that scares me.</w:t>
       </w:r>
-      <w:r>
-        <w:t xml:space="preserve"> </w:t>
-      </w:r>
-      <w:r>
-        <w:t xml:space="preserve">프리야: 5번 항목. 제 비자요. 이게 제일 무서워요.</w:t>
-      </w:r>
-    </w:p>
-    <w:p>
-      <w:pPr>
-        <w:numPr>
-          <w:ilvl w:val="0"/>
-          <w:numId w:val="1004"/>
-        </w:numPr>
+    </w:p>
+    <w:p>
+      <w:pPr>
+        <w:pStyle w:val="BodyText"/>
       </w:pPr>
       <w:r>
         <w:t xml:space="preserve">DIANE: You’re on an H-1B with Halvern. You have two options.</w:t>
       </w:r>
-      <w:r>
-        <w:t xml:space="preserve"> </w:t>
-      </w:r>
-      <w:r>
-        <w:t xml:space="preserve">다이앤: 할번 스폰서의 H-1B죠. 선택지가 두 개 있어요.</w:t>
-      </w:r>
-    </w:p>
-    <w:p>
-      <w:pPr>
-        <w:numPr>
-          <w:ilvl w:val="0"/>
-          <w:numId w:val="1004"/>
-        </w:numPr>
+    </w:p>
+    <w:p>
+      <w:pPr>
+        <w:pStyle w:val="BodyText"/>
       </w:pPr>
       <w:r>
         <w:t xml:space="preserve">PRIYA: Two is better than none.</w:t>
       </w:r>
-      <w:r>
-        <w:t xml:space="preserve"> </w:t>
-      </w:r>
-      <w:r>
-        <w:t xml:space="preserve">프리야: 없는 것보단 두 개가 낫네요.</w:t>
-      </w:r>
-    </w:p>
-    <w:p>
-      <w:pPr>
-        <w:numPr>
-          <w:ilvl w:val="0"/>
-          <w:numId w:val="1004"/>
-        </w:numPr>
+    </w:p>
+    <w:p>
+      <w:pPr>
+        <w:pStyle w:val="BodyText"/>
       </w:pPr>
       <w:r>
         <w:t xml:space="preserve">DIANE: Option A, an O-1 visa. For people with extraordinary ability.</w:t>
       </w:r>
-      <w:r>
-        <w:t xml:space="preserve"> </w:t>
-      </w:r>
-      <w:r>
-        <w:t xml:space="preserve">다이앤: A안, O-1 비자. 탁월한 능력을 가진 사람을 위한 비자예요.</w:t>
-      </w:r>
-    </w:p>
-    <w:p>
-      <w:pPr>
-        <w:numPr>
-          <w:ilvl w:val="0"/>
-          <w:numId w:val="1004"/>
-        </w:numPr>
+    </w:p>
+    <w:p>
+      <w:pPr>
+        <w:pStyle w:val="BodyText"/>
       </w:pPr>
       <w:r>
         <w:t xml:space="preserve">PRIYA: Extraordinary. I’m not sure I qualify.</w:t>
       </w:r>
-      <w:r>
-        <w:t xml:space="preserve"> </w:t>
-      </w:r>
-      <w:r>
-        <w:t xml:space="preserve">프리야: 탁월한. 제가 자격이 되는지 모르겠어요.</w:t>
-      </w:r>
-    </w:p>
-    <w:p>
-      <w:pPr>
-        <w:numPr>
-          <w:ilvl w:val="0"/>
-          <w:numId w:val="1004"/>
-        </w:numPr>
+    </w:p>
+    <w:p>
+      <w:pPr>
+        <w:pStyle w:val="BodyText"/>
       </w:pPr>
       <w:r>
         <w:t xml:space="preserve">DIANE: How many times has your thesis been cited?</w:t>
       </w:r>
-      <w:r>
-        <w:t xml:space="preserve"> </w:t>
-      </w:r>
-      <w:r>
-        <w:t xml:space="preserve">다이앤: 논문이 몇 번 인용됐죠?</w:t>
-      </w:r>
-    </w:p>
-    <w:p>
-      <w:pPr>
-        <w:numPr>
-          <w:ilvl w:val="0"/>
-          <w:numId w:val="1004"/>
-        </w:numPr>
+    </w:p>
+    <w:p>
+      <w:pPr>
+        <w:pStyle w:val="BodyText"/>
       </w:pPr>
       <w:r>
         <w:t xml:space="preserve">PRIYA: Forty-something. Maybe forty-five.</w:t>
       </w:r>
-      <w:r>
-        <w:t xml:space="preserve"> </w:t>
-      </w:r>
-      <w:r>
-        <w:t xml:space="preserve">프리야: 40몇 번이요. 45번쯤?</w:t>
-      </w:r>
-    </w:p>
-    <w:p>
-      <w:pPr>
-        <w:numPr>
-          <w:ilvl w:val="0"/>
-          <w:numId w:val="1004"/>
-        </w:numPr>
+    </w:p>
+    <w:p>
+      <w:pPr>
+        <w:pStyle w:val="BodyText"/>
       </w:pPr>
       <w:r>
         <w:t xml:space="preserve">DIANE: It’s a start. We’d need more evidence. Articles, awards, expert letters from people in your field. You build that kind of record over months, sometimes years, so it takes time.</w:t>
       </w:r>
-      <w:r>
-        <w:t xml:space="preserve"> </w:t>
-      </w:r>
-      <w:r>
-        <w:t xml:space="preserve">다이앤: 시작은 되네요. 증거가 더 필요해요. 논문, 수상, 같은 분야 사람들의 전문가 추천서. 그런 기록은 몇 달, 때로는 몇 년에 걸쳐 쌓는 거라 시간이 걸려요.</w:t>
-      </w:r>
-    </w:p>
-    <w:p>
-      <w:pPr>
-        <w:numPr>
-          <w:ilvl w:val="0"/>
-          <w:numId w:val="1004"/>
-        </w:numPr>
+    </w:p>
+    <w:p>
+      <w:pPr>
+        <w:pStyle w:val="BodyText"/>
       </w:pPr>
       <w:r>
         <w:t xml:space="preserve">NOAH: And option B?</w:t>
       </w:r>
-      <w:r>
-        <w:t xml:space="preserve"> </w:t>
-      </w:r>
-      <w:r>
-        <w:t xml:space="preserve">노아: B안은요?</w:t>
-      </w:r>
-    </w:p>
-    <w:p>
-      <w:pPr>
-        <w:numPr>
-          <w:ilvl w:val="0"/>
-          <w:numId w:val="1004"/>
-        </w:numPr>
+    </w:p>
+    <w:p>
+      <w:pPr>
+        <w:pStyle w:val="BodyText"/>
       </w:pPr>
       <w:r>
         <w:t xml:space="preserve">DIANE: Transfer your H-1B to Veyra. No lottery, because you’re already counted.</w:t>
       </w:r>
-      <w:r>
-        <w:t xml:space="preserve"> </w:t>
-      </w:r>
-      <w:r>
-        <w:t xml:space="preserve">다이앤: H-1B를 Veyra로 이전하는 거예요. 이미 쿼터에 들어가 있어서 추첨이 없어요.</w:t>
-      </w:r>
-    </w:p>
-    <w:p>
-      <w:pPr>
-        <w:numPr>
-          <w:ilvl w:val="0"/>
-          <w:numId w:val="1004"/>
-        </w:numPr>
+    </w:p>
+    <w:p>
+      <w:pPr>
+        <w:pStyle w:val="BodyText"/>
       </w:pPr>
       <w:r>
         <w:t xml:space="preserve">PRIYA: That sounds easier. What’s the catch?</w:t>
-      </w:r>
-      <w:r>
-        <w:t xml:space="preserve"> </w:t>
-      </w:r>
-      <w:r>
-        <w:t xml:space="preserve">프리야: 그게 더 쉬워 보이네요. 함정이 뭐예요?</w:t>
       </w:r>
     </w:p>
     <w:bookmarkEnd w:id="24"/>
@@ -2071,257 +1081,122 @@
     </w:p>
     <w:p>
       <w:pPr>
-        <w:numPr>
-          <w:ilvl w:val="0"/>
-          <w:numId w:val="1005"/>
-        </w:numPr>
+        <w:pStyle w:val="FirstParagraph"/>
       </w:pPr>
       <w:r>
         <w:t xml:space="preserve">DIANE: Veyra must pay you a real salary. A full market salary, not founder’s pocket money. Immigration checks that, so the company needs enough cash in the bank to pay you every month.</w:t>
       </w:r>
-      <w:r>
-        <w:t xml:space="preserve"> </w:t>
-      </w:r>
-      <w:r>
-        <w:t xml:space="preserve">다이앤: Veyra가 박사님께 진짜 급여를 줘야 해요. 창업자 용돈이 아니라 시장 수준의 급여 전액이요. 이민국이 그걸 확인하니까, 회사 통장에 매달 급여를 줄 만큼 현금이 있어야 해요.</w:t>
-      </w:r>
-    </w:p>
-    <w:p>
-      <w:pPr>
-        <w:numPr>
-          <w:ilvl w:val="0"/>
-          <w:numId w:val="1005"/>
-        </w:numPr>
+    </w:p>
+    <w:p>
+      <w:pPr>
+        <w:pStyle w:val="BodyText"/>
       </w:pPr>
       <w:r>
         <w:t xml:space="preserve">NOAH: With money we don’t have yet.</w:t>
       </w:r>
-      <w:r>
-        <w:t xml:space="preserve"> </w:t>
-      </w:r>
-      <w:r>
-        <w:t xml:space="preserve">노아: 아직 없는 돈으로요.</w:t>
-      </w:r>
-    </w:p>
-    <w:p>
-      <w:pPr>
-        <w:numPr>
-          <w:ilvl w:val="0"/>
-          <w:numId w:val="1005"/>
-        </w:numPr>
+    </w:p>
+    <w:p>
+      <w:pPr>
+        <w:pStyle w:val="BodyText"/>
       </w:pPr>
       <w:r>
         <w:t xml:space="preserve">DIANE: Exactly. So, Priya, don’t quit Halvern until the money is real.</w:t>
       </w:r>
-      <w:r>
-        <w:t xml:space="preserve"> </w:t>
-      </w:r>
-      <w:r>
-        <w:t xml:space="preserve">다이앤: 바로 그거예요. 그러니까 프리야, 돈이 확실해지기 전엔 할번을 그만두지 마세요.</w:t>
-      </w:r>
-    </w:p>
-    <w:p>
-      <w:pPr>
-        <w:numPr>
-          <w:ilvl w:val="0"/>
-          <w:numId w:val="1005"/>
-        </w:numPr>
+    </w:p>
+    <w:p>
+      <w:pPr>
+        <w:pStyle w:val="BodyText"/>
       </w:pPr>
       <w:r>
         <w:t xml:space="preserve">PRIYA: And if Halvern lets me go first?</w:t>
       </w:r>
-      <w:r>
-        <w:t xml:space="preserve"> </w:t>
-      </w:r>
-      <w:r>
-        <w:t xml:space="preserve">프리야: 할번이 먼저 저를 내보내면요?</w:t>
-      </w:r>
-    </w:p>
-    <w:p>
-      <w:pPr>
-        <w:numPr>
-          <w:ilvl w:val="0"/>
-          <w:numId w:val="1005"/>
-        </w:numPr>
+    </w:p>
+    <w:p>
+      <w:pPr>
+        <w:pStyle w:val="BodyText"/>
       </w:pPr>
       <w:r>
         <w:t xml:space="preserve">DIANE: Then your sixty-day clock starts. And you’d better raise money fast.</w:t>
       </w:r>
-      <w:r>
-        <w:t xml:space="preserve"> </w:t>
-      </w:r>
-      <w:r>
-        <w:t xml:space="preserve">다이앤: 그럼 60일 시계가 시작되죠. 그리고 투자를 빨리 받아야 하고요.</w:t>
-      </w:r>
-    </w:p>
-    <w:p>
-      <w:pPr>
-        <w:numPr>
-          <w:ilvl w:val="0"/>
-          <w:numId w:val="1005"/>
-        </w:numPr>
+    </w:p>
+    <w:p>
+      <w:pPr>
+        <w:pStyle w:val="BodyText"/>
       </w:pPr>
       <w:r>
         <w:t xml:space="preserve">PRIYA: So I own a company I can’t work for.</w:t>
       </w:r>
-      <w:r>
-        <w:t xml:space="preserve"> </w:t>
-      </w:r>
-      <w:r>
-        <w:t xml:space="preserve">프리야: 그러니까 전 일할 수도 없는 회사를 소유하는 거네요.</w:t>
-      </w:r>
-    </w:p>
-    <w:p>
-      <w:pPr>
-        <w:numPr>
-          <w:ilvl w:val="0"/>
-          <w:numId w:val="1005"/>
-        </w:numPr>
+    </w:p>
+    <w:p>
+      <w:pPr>
+        <w:pStyle w:val="BodyText"/>
       </w:pPr>
       <w:r>
         <w:t xml:space="preserve">DIANE: For now. And check Halvern’s conflict-of-interest policy. You may need to disclose.</w:t>
       </w:r>
-      <w:r>
-        <w:t xml:space="preserve"> </w:t>
-      </w:r>
-      <w:r>
-        <w:t xml:space="preserve">다이앤: 당분간은요. 그리고 할번의 이해충돌 정책을 확인하세요. 공개해야 할 수도 있어요.</w:t>
-      </w:r>
-    </w:p>
-    <w:p>
-      <w:pPr>
-        <w:numPr>
-          <w:ilvl w:val="0"/>
-          <w:numId w:val="1005"/>
-        </w:numPr>
+    </w:p>
+    <w:p>
+      <w:pPr>
+        <w:pStyle w:val="BodyText"/>
       </w:pPr>
       <w:r>
         <w:t xml:space="preserve">PRIYA: Disclose that I co-own a future competitor? That conversation would be fun. My manager would smile, say thank you, and probably walk me to the door the same afternoon.</w:t>
       </w:r>
-      <w:r>
-        <w:t xml:space="preserve"> </w:t>
-      </w:r>
-      <w:r>
-        <w:t xml:space="preserve">프리야: 미래의 경쟁사를 공동 소유하고 있다고 공개하라고요? 아주 재밌는 대화가 되겠네요. 상사가 웃으면서 고맙다고 하고, 아마 그날 오후에 바로 저를 문밖까지 배웅하겠죠.</w:t>
-      </w:r>
-    </w:p>
-    <w:p>
-      <w:pPr>
-        <w:numPr>
-          <w:ilvl w:val="0"/>
-          <w:numId w:val="1005"/>
-        </w:numPr>
+    </w:p>
+    <w:p>
+      <w:pPr>
+        <w:pStyle w:val="BodyText"/>
       </w:pPr>
       <w:r>
         <w:t xml:space="preserve">DIANE: Read the policy first. Then we’ll talk. Josh, the action items?</w:t>
       </w:r>
-      <w:r>
-        <w:t xml:space="preserve"> </w:t>
-      </w:r>
-      <w:r>
-        <w:t xml:space="preserve">다이앤: 정책부터 읽으세요. 그다음에 얘기해요. 조시, 액션 아이템은?</w:t>
-      </w:r>
-    </w:p>
-    <w:p>
-      <w:pPr>
-        <w:numPr>
-          <w:ilvl w:val="0"/>
-          <w:numId w:val="1005"/>
-        </w:numPr>
+    </w:p>
+    <w:p>
+      <w:pPr>
+        <w:pStyle w:val="BodyText"/>
       </w:pPr>
       <w:r>
         <w:t xml:space="preserve">JOSH: Incorporate in Delaware, then register in Texas. Buy founder shares at the low price today. File the 83(b) within thirty days, and I’ve marked that one in red.</w:t>
       </w:r>
-      <w:r>
-        <w:t xml:space="preserve"> </w:t>
-      </w:r>
-      <w:r>
-        <w:t xml:space="preserve">조시: 델라웨어에 법인 설립 후 텍사스에 등록. 오늘 낮은 가격으로 창업자 지분 매입. 30일 안에 83(b) 제출, 그건 빨간색으로 표시해 뒀습니다.</w:t>
-      </w:r>
-    </w:p>
-    <w:p>
-      <w:pPr>
-        <w:numPr>
-          <w:ilvl w:val="0"/>
-          <w:numId w:val="1005"/>
-        </w:numPr>
+    </w:p>
+    <w:p>
+      <w:pPr>
+        <w:pStyle w:val="BodyText"/>
       </w:pPr>
       <w:r>
         <w:t xml:space="preserve">DIANE: Plus the founders’ agreement with a safety committee. UT check. Halvern policy. O-1 evidence.</w:t>
       </w:r>
-      <w:r>
-        <w:t xml:space="preserve"> </w:t>
-      </w:r>
-      <w:r>
-        <w:t xml:space="preserve">다이앤: 안전위원회 포함 창업자 계약서. UT 확인. 할번 정책 확인. O-1 증거 준비 시작.</w:t>
-      </w:r>
-    </w:p>
-    <w:p>
-      <w:pPr>
-        <w:numPr>
-          <w:ilvl w:val="0"/>
-          <w:numId w:val="1005"/>
-        </w:numPr>
+    </w:p>
+    <w:p>
+      <w:pPr>
+        <w:pStyle w:val="BodyText"/>
       </w:pPr>
       <w:r>
         <w:t xml:space="preserve">NOAH: That’s a lot. And Diane, about your fees…</w:t>
       </w:r>
-      <w:r>
-        <w:t xml:space="preserve"> </w:t>
-      </w:r>
-      <w:r>
-        <w:t xml:space="preserve">노아: 많네요. 그리고 다이앤, 수임료 말인데요…</w:t>
-      </w:r>
-    </w:p>
-    <w:p>
-      <w:pPr>
-        <w:numPr>
-          <w:ilvl w:val="0"/>
-          <w:numId w:val="1005"/>
-        </w:numPr>
+    </w:p>
+    <w:p>
+      <w:pPr>
+        <w:pStyle w:val="BodyText"/>
       </w:pPr>
       <w:r>
         <w:t xml:space="preserve">DIANE: I’ll defer them until your first round. I do that for founders I believe in.</w:t>
       </w:r>
-      <w:r>
-        <w:t xml:space="preserve"> </w:t>
-      </w:r>
-      <w:r>
-        <w:t xml:space="preserve">다이앤: 첫 투자 라운드까지 미뤄 드릴게요. 믿음이 가는 창업자들한텐 그렇게 해요.</w:t>
-      </w:r>
-    </w:p>
-    <w:p>
-      <w:pPr>
-        <w:numPr>
-          <w:ilvl w:val="0"/>
-          <w:numId w:val="1005"/>
-        </w:numPr>
+    </w:p>
+    <w:p>
+      <w:pPr>
+        <w:pStyle w:val="BodyText"/>
       </w:pPr>
       <w:r>
         <w:t xml:space="preserve">NOAH: Thank you. Can we get that in writing?</w:t>
       </w:r>
-      <w:r>
-        <w:t xml:space="preserve"> </w:t>
-      </w:r>
-      <w:r>
-        <w:t xml:space="preserve">노아: 감사합니다. 그거 서면으로 받을 수 있을까요?</w:t>
-      </w:r>
-    </w:p>
-    <w:p>
-      <w:pPr>
-        <w:numPr>
-          <w:ilvl w:val="0"/>
-          <w:numId w:val="1005"/>
-        </w:numPr>
+    </w:p>
+    <w:p>
+      <w:pPr>
+        <w:pStyle w:val="BodyText"/>
       </w:pPr>
       <w:r>
         <w:t xml:space="preserve">DIANE: Now you’re learning. Josh, draft the engagement letter.</w:t>
-      </w:r>
-      <w:r>
-        <w:t xml:space="preserve"> </w:t>
-      </w:r>
-      <w:r>
-        <w:t xml:space="preserve">다이앤: 이제야 배우시네요. 조시, 위임 계약서 초안 작성해 줘요.</w:t>
       </w:r>
     </w:p>
     <w:p>
@@ -2462,7 +1337,7 @@
               <w:jc w:val="left"/>
             </w:pPr>
             <w:r>
-              <w:t xml:space="preserve">10턴. Diane의 습관어. 구두 합의를 문서화하라는 비즈니스 기본 원칙.</w:t>
+              <w:t xml:space="preserve">도입. Diane의 습관어. 구두 합의를 문서화하라는 비즈니스 기본 원칙.</w:t>
             </w:r>
           </w:p>
         </w:tc>
@@ -2512,7 +1387,7 @@
               <w:jc w:val="left"/>
             </w:pPr>
             <w:r>
-              <w:t xml:space="preserve">14턴. 안건이 많을 때 회의를 정리하는 표현.</w:t>
+              <w:t xml:space="preserve">도입. 안건이 많을 때 회의를 정리하는 표현.</w:t>
             </w:r>
           </w:p>
         </w:tc>
@@ -2562,7 +1437,7 @@
               <w:jc w:val="left"/>
             </w:pPr>
             <w:r>
-              <w:t xml:space="preserve">17턴. 전문가의 설명을 이해하기 위한 정중한 질문.</w:t>
+              <w:t xml:space="preserve">장면1. 전문가의 설명을 이해하기 위한 정중한 질문.</w:t>
             </w:r>
           </w:p>
         </w:tc>
@@ -2612,7 +1487,7 @@
               <w:jc w:val="left"/>
             </w:pPr>
             <w:r>
-              <w:t xml:space="preserve">22턴. 예측 가능성과 투명성이 중요하다는 업계 격언.</w:t>
+              <w:t xml:space="preserve">장면1. 예측 가능성과 투명성이 중요하다는 업계 격언.</w:t>
             </w:r>
           </w:p>
         </w:tc>
@@ -2662,7 +1537,7 @@
               <w:jc w:val="left"/>
             </w:pPr>
             <w:r>
-              <w:t xml:space="preserve">28턴. 조건이 업계 관행에 맞는다는 말.</w:t>
+              <w:t xml:space="preserve">장면1. 조건이 업계 관행에 맞는다는 말.</w:t>
             </w:r>
           </w:p>
         </w:tc>
@@ -2712,7 +1587,7 @@
               <w:jc w:val="left"/>
             </w:pPr>
             <w:r>
-              <w:t xml:space="preserve">69턴. 성과가 끝이 아니라 시작이라는 비유.</w:t>
+              <w:t xml:space="preserve">장면2. 성과가 끝이 아니라 시작이라는 비유.</w:t>
             </w:r>
           </w:p>
         </w:tc>
@@ -2762,7 +1637,7 @@
               <w:jc w:val="left"/>
             </w:pPr>
             <w:r>
-              <w:t xml:space="preserve">74턴. 특허 분쟁의 핵심 용어. 5부 12화에서 회수.</w:t>
+              <w:t xml:space="preserve">장면2. 특허 분쟁의 핵심 용어. 5부 12화에서 회수.</w:t>
             </w:r>
           </w:p>
         </w:tc>
@@ -2812,7 +1687,7 @@
               <w:jc w:val="left"/>
             </w:pPr>
             <w:r>
-              <w:t xml:space="preserve">90턴. 법적 리스크 관리 조언.</w:t>
+              <w:t xml:space="preserve">절정·전환. 법적 리스크 관리 조언.</w:t>
             </w:r>
           </w:p>
         </w:tc>
@@ -2862,7 +1737,7 @@
               <w:jc w:val="left"/>
             </w:pPr>
             <w:r>
-              <w:t xml:space="preserve">94턴. 협상·분쟁 전략에서 자주 쓰는 관용구.</w:t>
+              <w:t xml:space="preserve">절정·전환. 협상·분쟁 전략에서 자주 쓰는 관용구.</w:t>
             </w:r>
           </w:p>
         </w:tc>
@@ -2912,7 +1787,7 @@
               <w:jc w:val="left"/>
             </w:pPr>
             <w:r>
-              <w:t xml:space="preserve">105턴. 좋아 보이는 조건의 숨은 단점을 물을 때.</w:t>
+              <w:t xml:space="preserve">절정·전환. 좋아 보이는 조건의 숨은 단점을 물을 때.</w:t>
             </w:r>
           </w:p>
         </w:tc>
@@ -3288,7 +2163,7 @@
           <w:bCs/>
           <w:b/>
         </w:rPr>
-        <w:t xml:space="preserve">62턴 DIANE:</w:t>
+        <w:t xml:space="preserve">DIANE (장면2):</w:t>
       </w:r>
       <w:r>
         <w:t xml:space="preserve"> </w:t>
@@ -3568,9 +2443,1081 @@
         <w:t xml:space="preserve">신청 마감이 지난 이유를 묻는 동료에게, 규칙 → 사실 → 결론 순서로 30단어 안팎으로 설명해 보기.</w:t>
       </w:r>
     </w:p>
+    <w:p>
+      <w:r>
+        <w:pict>
+          <v:rect style="width:0;height:1.5pt" o:hralign="center" o:hrstd="t" o:hr="t"/>
+        </w:pict>
+      </w:r>
+    </w:p>
     <w:bookmarkEnd w:id="30"/>
     <w:bookmarkEnd w:id="31"/>
+    <w:bookmarkStart w:id="37" w:name="한국어-번역"/>
+    <w:p>
+      <w:pPr>
+        <w:pStyle w:val="Heading2"/>
+      </w:pPr>
+      <w:r>
+        <w:t xml:space="preserve">한국어 번역</w:t>
+      </w:r>
+    </w:p>
+    <w:bookmarkStart w:id="32" w:name="도입-foster-law-회의실-오후-2시-1"/>
+    <w:p>
+      <w:pPr>
+        <w:pStyle w:val="Heading3"/>
+      </w:pPr>
+      <w:r>
+        <w:t xml:space="preserve">도입 — Foster Law 회의실, 오후 2시</w:t>
+      </w:r>
+    </w:p>
+    <w:p>
+      <w:pPr>
+        <w:pStyle w:val="FirstParagraph"/>
+      </w:pPr>
+      <w:r>
+        <w:t xml:space="preserve">조시: 베넷 씨, 라만 박사님? 포스터 변호사님이 지금 뵙겠답니다.</w:t>
+      </w:r>
+    </w:p>
+    <w:p>
+      <w:pPr>
+        <w:pStyle w:val="BodyText"/>
+      </w:pPr>
+      <w:r>
+        <w:t xml:space="preserve">노아: 고마워요. 프리야, 준비됐어?</w:t>
+      </w:r>
+    </w:p>
+    <w:p>
+      <w:pPr>
+        <w:pStyle w:val="BodyText"/>
+      </w:pPr>
+      <w:r>
+        <w:t xml:space="preserve">프리야: 새벽 5시부터 준비됐어. 잠이 안 오더라.</w:t>
+      </w:r>
+    </w:p>
+    <w:p>
+      <w:pPr>
+        <w:pStyle w:val="BodyText"/>
+      </w:pPr>
+      <w:r>
+        <w:t xml:space="preserve">다이앤: 들어오세요, 들어오세요. 다이앤 포스터예요. 커피? 물?</w:t>
+      </w:r>
+    </w:p>
+    <w:p>
+      <w:pPr>
+        <w:pStyle w:val="BodyText"/>
+      </w:pPr>
+      <w:r>
+        <w:t xml:space="preserve">노아: 물 주세요. 이렇게 빨리 만나 주셔서 감사합니다.</w:t>
+      </w:r>
+    </w:p>
+    <w:p>
+      <w:pPr>
+        <w:pStyle w:val="BodyText"/>
+      </w:pPr>
+      <w:r>
+        <w:t xml:space="preserve">다이앤: 이메일에</w:t>
+      </w:r>
+      <w:r>
+        <w:t xml:space="preserve"> </w:t>
+      </w:r>
+      <w:r>
+        <w:t xml:space="preserve">“</w:t>
+      </w:r>
+      <w:r>
+        <w:t xml:space="preserve">긴급</w:t>
+      </w:r>
+      <w:r>
+        <w:t xml:space="preserve">”</w:t>
+      </w:r>
+      <w:r>
+        <w:t xml:space="preserve">이라는 단어가 세 번 있더군요. 눈에 띄었어요.</w:t>
+      </w:r>
+    </w:p>
+    <w:p>
+      <w:pPr>
+        <w:pStyle w:val="BodyText"/>
+      </w:pPr>
+      <w:r>
+        <w:t xml:space="preserve">노아: 죄송해요. 긴급하게 느껴져서요.</w:t>
+      </w:r>
+    </w:p>
+    <w:p>
+      <w:pPr>
+        <w:pStyle w:val="BodyText"/>
+      </w:pPr>
+      <w:r>
+        <w:t xml:space="preserve">다이앤: 처음엔 다 긴급하게 느껴지죠. 조시가 메모할 거예요.</w:t>
+      </w:r>
+    </w:p>
+    <w:p>
+      <w:pPr>
+        <w:pStyle w:val="BodyText"/>
+      </w:pPr>
+      <w:r>
+        <w:t xml:space="preserve">조시: 준비됐습니다.</w:t>
+      </w:r>
+    </w:p>
+    <w:p>
+      <w:pPr>
+        <w:pStyle w:val="BodyText"/>
+      </w:pPr>
+      <w:r>
+        <w:t xml:space="preserve">다이앤: 시작하기 전에 규칙 하나. 중요한 건 전부 서면으로 남깁니다.</w:t>
+      </w:r>
+    </w:p>
+    <w:p>
+      <w:pPr>
+        <w:pStyle w:val="BodyText"/>
+      </w:pPr>
+      <w:r>
+        <w:t xml:space="preserve">프리야: 벌써 마음에 드네요.</w:t>
+      </w:r>
+    </w:p>
+    <w:p>
+      <w:pPr>
+        <w:pStyle w:val="BodyText"/>
+      </w:pPr>
+      <w:r>
+        <w:t xml:space="preserve">다이앤: 좋아요. 자, 목록에 항목이 다섯 개 있네요.</w:t>
+      </w:r>
+    </w:p>
+    <w:p>
+      <w:pPr>
+        <w:pStyle w:val="BodyText"/>
+      </w:pPr>
+      <w:r>
+        <w:t xml:space="preserve">노아: 회사 설립. 지분. 지식재산권. 제 경업금지 조항. 그리고 프리야의 비자요.</w:t>
+      </w:r>
+    </w:p>
+    <w:p>
+      <w:pPr>
+        <w:pStyle w:val="BodyText"/>
+      </w:pPr>
+      <w:r>
+        <w:t xml:space="preserve">다이앤: 오후 한나절에 하기엔 많네요. 순서대로 갑시다.</w:t>
+      </w:r>
+    </w:p>
+    <w:p>
+      <w:pPr>
+        <w:pStyle w:val="BodyText"/>
+      </w:pPr>
+      <w:r>
+        <w:t xml:space="preserve">노아: 좋습니다.</w:t>
+      </w:r>
+    </w:p>
     <w:bookmarkEnd w:id="32"/>
+    <w:bookmarkStart w:id="33" w:name="장면1-법인-설립과-지분-1"/>
+    <w:p>
+      <w:pPr>
+        <w:pStyle w:val="Heading3"/>
+      </w:pPr>
+      <w:r>
+        <w:t xml:space="preserve">장면1 — 법인 설립과 지분</w:t>
+      </w:r>
+    </w:p>
+    <w:p>
+      <w:pPr>
+        <w:pStyle w:val="FirstParagraph"/>
+      </w:pPr>
+      <w:r>
+        <w:t xml:space="preserve">다이앤: 1번 항목. 델라웨어 C코퍼레이션으로 설립할 거예요.</w:t>
+      </w:r>
+    </w:p>
+    <w:p>
+      <w:pPr>
+        <w:pStyle w:val="BodyText"/>
+      </w:pPr>
+      <w:r>
+        <w:t xml:space="preserve">노아: 델라웨어요? 저희는 텍사스에 있는데요. 확인차 여쭤볼게요. 왜 델라웨어죠?</w:t>
+      </w:r>
+    </w:p>
+    <w:p>
+      <w:pPr>
+        <w:pStyle w:val="BodyText"/>
+      </w:pPr>
+      <w:r>
+        <w:t xml:space="preserve">다이앤: 투자자들이 그걸 기대하니까요. 델라웨어의 회사법이 미국에서 가장 명확하고, 벤처 투자를 받는 스타트업 대부분이 거기 설립돼요. 그래서 양쪽 변호사 모두 이미 규칙을 알고 있죠.</w:t>
+      </w:r>
+    </w:p>
+    <w:p>
+      <w:pPr>
+        <w:pStyle w:val="BodyText"/>
+      </w:pPr>
+      <w:r>
+        <w:t xml:space="preserve">프리야: 어떻게 명확한데요?</w:t>
+      </w:r>
+    </w:p>
+    <w:p>
+      <w:pPr>
+        <w:pStyle w:val="BodyText"/>
+      </w:pPr>
+      <w:r>
+        <w:t xml:space="preserve">다이앤: 수십 년의 판례가 있어요. 분쟁이 어떻게 끝날지 변호사들이 예측할 수 있죠.</w:t>
+      </w:r>
+    </w:p>
+    <w:p>
+      <w:pPr>
+        <w:pStyle w:val="BodyText"/>
+      </w:pPr>
+      <w:r>
+        <w:t xml:space="preserve">노아: 그러니까 예측 가능성의 문제네요.</w:t>
+      </w:r>
+    </w:p>
+    <w:p>
+      <w:pPr>
+        <w:pStyle w:val="BodyText"/>
+      </w:pPr>
+      <w:r>
+        <w:t xml:space="preserve">다이앤: 바로 그거예요. 투자자는 돌발 상황을 싫어해요. 그리고 텍사스에도 등록할 거고요.</w:t>
+      </w:r>
+    </w:p>
+    <w:p>
+      <w:pPr>
+        <w:pStyle w:val="BodyText"/>
+      </w:pPr>
+      <w:r>
+        <w:t xml:space="preserve">프리야: 왜 C코프예요? LLC라는 것도 들어 봤는데요.</w:t>
+      </w:r>
+    </w:p>
+    <w:p>
+      <w:pPr>
+        <w:pStyle w:val="BodyText"/>
+      </w:pPr>
+      <w:r>
+        <w:t xml:space="preserve">다이앤: 벤처캐피털은 거의 항상 C코프에 투자해요. 그쪽이 간단하거든요.</w:t>
+      </w:r>
+    </w:p>
+    <w:p>
+      <w:pPr>
+        <w:pStyle w:val="BodyText"/>
+      </w:pPr>
+      <w:r>
+        <w:t xml:space="preserve">노아: 알겠습니다. 델라웨어 C코프. 2번, 지분이요.</w:t>
+      </w:r>
+    </w:p>
+    <w:p>
+      <w:pPr>
+        <w:pStyle w:val="BodyText"/>
+      </w:pPr>
+      <w:r>
+        <w:t xml:space="preserve">다이앤: 35, 35, 15, 15를 보내셨죠. 베스팅 포함해서.</w:t>
+      </w:r>
+    </w:p>
+    <w:p>
+      <w:pPr>
+        <w:pStyle w:val="BodyText"/>
+      </w:pPr>
+      <w:r>
+        <w:t xml:space="preserve">프리야: 4년, 1년 클리프요. 엘레나가 제안했어요.</w:t>
+      </w:r>
+    </w:p>
+    <w:p>
+      <w:pPr>
+        <w:pStyle w:val="BodyText"/>
+      </w:pPr>
+      <w:r>
+        <w:t xml:space="preserve">다이앤: 똑똑한 의사네요. 그게 시장 표준이에요. 투자자들이 좋아할 거예요.</w:t>
+      </w:r>
+    </w:p>
+    <w:p>
+      <w:pPr>
+        <w:pStyle w:val="BodyText"/>
+      </w:pPr>
+      <w:r>
+        <w:t xml:space="preserve">노아: 지분은 실제로 어떻게 받아요?</w:t>
+      </w:r>
+    </w:p>
+    <w:p>
+      <w:pPr>
+        <w:pStyle w:val="BodyText"/>
+      </w:pPr>
+      <w:r>
+        <w:t xml:space="preserve">다이앤: 사는 거예요. 오늘, 아주 싼 가격에. 1센트도 안 되는 가격으로요.</w:t>
+      </w:r>
+    </w:p>
+    <w:p>
+      <w:pPr>
+        <w:pStyle w:val="BodyText"/>
+      </w:pPr>
+      <w:r>
+        <w:t xml:space="preserve">프리야: 왜 지금 사야 하죠?</w:t>
+      </w:r>
+    </w:p>
+    <w:p>
+      <w:pPr>
+        <w:pStyle w:val="BodyText"/>
+      </w:pPr>
+      <w:r>
+        <w:t xml:space="preserve">다이앤: 지금은 회사 가치가 거의 없으니까요. 나중엔 그렇지 않을 거고요.</w:t>
+      </w:r>
+    </w:p>
+    <w:p>
+      <w:pPr>
+        <w:pStyle w:val="BodyText"/>
+      </w:pPr>
+      <w:r>
+        <w:t xml:space="preserve">노아: 그러길 바라야죠.</w:t>
+      </w:r>
+    </w:p>
+    <w:p>
+      <w:pPr>
+        <w:pStyle w:val="BodyText"/>
+      </w:pPr>
+      <w:r>
+        <w:t xml:space="preserve">다이앤: 그러길 바라죠. 그래서 가장 중요한 서류가 있어요. 83(b)요.</w:t>
+      </w:r>
+    </w:p>
+    <w:p>
+      <w:pPr>
+        <w:pStyle w:val="BodyText"/>
+      </w:pPr>
+      <w:r>
+        <w:t xml:space="preserve">프리야: 또 숫자네요. 마커스가 엄청 좋아하겠어요.</w:t>
+      </w:r>
+    </w:p>
+    <w:p>
+      <w:pPr>
+        <w:pStyle w:val="BodyText"/>
+      </w:pPr>
+      <w:r>
+        <w:t xml:space="preserve">다이앤: 세금 서류예요. 지분을 산 날로부터 30일 안에 제출해야 해요.</w:t>
+      </w:r>
+    </w:p>
+    <w:p>
+      <w:pPr>
+        <w:pStyle w:val="BodyText"/>
+      </w:pPr>
+      <w:r>
+        <w:t xml:space="preserve">노아: 놓치면 어떻게 돼요?</w:t>
+      </w:r>
+    </w:p>
+    <w:p>
+      <w:pPr>
+        <w:pStyle w:val="BodyText"/>
+      </w:pPr>
+      <w:r>
+        <w:t xml:space="preserve">다이앤: 팔지도 못하는 지분에 세금을 낼 수 있어요. 어쩌면 아주 많이요. 그 서류가 없으면 국세청이 지분이 베스팅될 때마다, 그 시점의 회사 가치로 세금을 매길 수 있거든요.</w:t>
+      </w:r>
+    </w:p>
+    <w:p>
+      <w:pPr>
+        <w:pStyle w:val="BodyText"/>
+      </w:pPr>
+      <w:r>
+        <w:t xml:space="preserve">프리야: 30일. 예외 없어요?</w:t>
+      </w:r>
+    </w:p>
+    <w:p>
+      <w:pPr>
+        <w:pStyle w:val="BodyText"/>
+      </w:pPr>
+      <w:r>
+        <w:t xml:space="preserve">다이앤: 예외 없어요. 이것 때문에 우는 창업자들을 봤어요. 조시, 빨간색으로 표시해 줘요.</w:t>
+      </w:r>
+    </w:p>
+    <w:p>
+      <w:pPr>
+        <w:pStyle w:val="BodyText"/>
+      </w:pPr>
+      <w:r>
+        <w:t xml:space="preserve">조시: 빨간색 표시했습니다. 83(b), 30일.</w:t>
+      </w:r>
+    </w:p>
+    <w:p>
+      <w:pPr>
+        <w:pStyle w:val="BodyText"/>
+      </w:pPr>
+      <w:r>
+        <w:t xml:space="preserve">노아: 창업자 계약서에 하나 더요. 엘레나한테 조건이 있어요.</w:t>
+      </w:r>
+    </w:p>
+    <w:p>
+      <w:pPr>
+        <w:pStyle w:val="BodyText"/>
+      </w:pPr>
+      <w:r>
+        <w:t xml:space="preserve">다이앤: 말해 보세요.</w:t>
+      </w:r>
+    </w:p>
+    <w:p>
+      <w:pPr>
+        <w:pStyle w:val="BodyText"/>
+      </w:pPr>
+      <w:r>
+        <w:t xml:space="preserve">노아: 제품이 안전하지 않다고 그녀가 말하면 출시는 없어요. 논쟁도, 예외도 없고, 투자자들이 밀어붙여도 마찬가지예요. 그게 합류 조건이고, 그걸 문서로 원해요.</w:t>
+      </w:r>
+    </w:p>
+    <w:p>
+      <w:pPr>
+        <w:pStyle w:val="BodyText"/>
+      </w:pPr>
+      <w:r>
+        <w:t xml:space="preserve">다이앤: 안전 거부권이라. 창업자 계약서에서 그런 건 본 적이 없네요.</w:t>
+      </w:r>
+    </w:p>
+    <w:p>
+      <w:pPr>
+        <w:pStyle w:val="BodyText"/>
+      </w:pPr>
+      <w:r>
+        <w:t xml:space="preserve">프리야: 문제가 돼요?</w:t>
+      </w:r>
+    </w:p>
+    <w:p>
+      <w:pPr>
+        <w:pStyle w:val="BodyText"/>
+      </w:pPr>
+      <w:r>
+        <w:t xml:space="preserve">다이앤: 아니요. 아주 좋아요. 이 회사에 대해 많은 걸 말해 주네요.</w:t>
+      </w:r>
+    </w:p>
+    <w:p>
+      <w:pPr>
+        <w:pStyle w:val="BodyText"/>
+      </w:pPr>
+      <w:r>
+        <w:t xml:space="preserve">노아: 나중에 투자자들이 그걸 없앨 수 있어요?</w:t>
+      </w:r>
+    </w:p>
+    <w:p>
+      <w:pPr>
+        <w:pStyle w:val="BodyText"/>
+      </w:pPr>
+      <w:r>
+        <w:t xml:space="preserve">다이앤: 시도는 할 수 있죠. 어렵게 만들 거예요. 이사회 차원의 안전위원회로요.</w:t>
+      </w:r>
+    </w:p>
+    <w:p>
+      <w:pPr>
+        <w:pStyle w:val="BodyText"/>
+      </w:pPr>
+      <w:r>
+        <w:t xml:space="preserve">노아: 완벽해요. 엘레나가 좋아할 거예요.</w:t>
+      </w:r>
+    </w:p>
+    <w:bookmarkEnd w:id="33"/>
+    <w:bookmarkStart w:id="34" w:name="장면2-지식재산권-공개된-논문-1"/>
+    <w:p>
+      <w:pPr>
+        <w:pStyle w:val="Heading3"/>
+      </w:pPr>
+      <w:r>
+        <w:t xml:space="preserve">장면2 — 지식재산권: 공개된 논문</w:t>
+      </w:r>
+    </w:p>
+    <w:p>
+      <w:pPr>
+        <w:pStyle w:val="FirstParagraph"/>
+      </w:pPr>
+      <w:r>
+        <w:t xml:space="preserve">다이앤: 3번 항목. 지식재산권. 여기서부터 흥미로워져요.</w:t>
+      </w:r>
+    </w:p>
+    <w:p>
+      <w:pPr>
+        <w:pStyle w:val="BodyText"/>
+      </w:pPr>
+      <w:r>
+        <w:t xml:space="preserve">프리야: 제 논문 때문에요?</w:t>
+      </w:r>
+    </w:p>
+    <w:p>
+      <w:pPr>
+        <w:pStyle w:val="BodyText"/>
+      </w:pPr>
+      <w:r>
+        <w:t xml:space="preserve">다이앤: 네. 언제 발표됐죠?</w:t>
+      </w:r>
+    </w:p>
+    <w:p>
+      <w:pPr>
+        <w:pStyle w:val="BodyText"/>
+      </w:pPr>
+      <w:r>
+        <w:t xml:space="preserve">프리야: 4년 전이요. 할번이 저를 뽑기 전이에요. 날짜는 확실히 확인했어요. 거기서 일하는 동안 제가 발명하는 건 전부 회사 소유라고 계약서에 쓰여 있다는 걸 알았거든요.</w:t>
+      </w:r>
+    </w:p>
+    <w:p>
+      <w:pPr>
+        <w:pStyle w:val="BodyText"/>
+      </w:pPr>
+      <w:r>
+        <w:t xml:space="preserve">다이앤: 좋아요. 그럼 할번은 소유권을 주장할 수 없어요. 그 날짜가 중요해요. 조시, 적어 둬요.</w:t>
+      </w:r>
+    </w:p>
+    <w:p>
+      <w:pPr>
+        <w:pStyle w:val="BodyText"/>
+      </w:pPr>
+      <w:r>
+        <w:t xml:space="preserve">조시: 할번 입사 전 논문 발표. 기록했습니다.</w:t>
+      </w:r>
+    </w:p>
+    <w:p>
+      <w:pPr>
+        <w:pStyle w:val="BodyText"/>
+      </w:pPr>
+      <w:r>
+        <w:t xml:space="preserve">노아: 그럼 그 아이디어는 우리 거예요?</w:t>
+      </w:r>
+    </w:p>
+    <w:p>
+      <w:pPr>
+        <w:pStyle w:val="BodyText"/>
+      </w:pPr>
+      <w:r>
+        <w:t xml:space="preserve">다이앤: 정확히는 아니에요. 여기가 어려운 부분이에요. 공개돼 있다는 거죠.</w:t>
+      </w:r>
+    </w:p>
+    <w:p>
+      <w:pPr>
+        <w:pStyle w:val="BodyText"/>
+      </w:pPr>
+      <w:r>
+        <w:t xml:space="preserve">프리야: 누구나 읽을 수 있다는 의미에서 공개요.</w:t>
+      </w:r>
+    </w:p>
+    <w:p>
+      <w:pPr>
+        <w:pStyle w:val="BodyText"/>
+      </w:pPr>
+      <w:r>
+        <w:t xml:space="preserve">다이앤: 그리고 누구나 쓸 수 있어요. 이제 그 핵심 아이디어는 아무도 특허를 못 내요. 박사님도요.</w:t>
+      </w:r>
+    </w:p>
+    <w:p>
+      <w:pPr>
+        <w:pStyle w:val="BodyText"/>
+      </w:pPr>
+      <w:r>
+        <w:t xml:space="preserve">노아: 잠깐만요. 프리야도요? 프리야 아이디어잖아요.</w:t>
+      </w:r>
+    </w:p>
+    <w:p>
+      <w:pPr>
+        <w:pStyle w:val="BodyText"/>
+      </w:pPr>
+      <w:r>
+        <w:t xml:space="preserve">다이앤: 미국에선 발표 후 1년 안에 특허를 출원해야 해요. 논문이 4년 전에 나왔으니, 그 기회는 3년 전에 닫혔어요. 박사님에게도, 다른 모든 사람에게도요.</w:t>
+      </w:r>
+    </w:p>
+    <w:p>
+      <w:pPr>
+        <w:pStyle w:val="BodyText"/>
+      </w:pPr>
+      <w:r>
+        <w:t xml:space="preserve">프리야: 아무도 그런 말 안 해 줬어요. 전 학생이었어요. 논문 내고 학위 마치는 것만 생각했지, 특허는 생각도 안 했어요. 알았더라면 다르게 했을 거예요.</w:t>
+      </w:r>
+    </w:p>
+    <w:p>
+      <w:pPr>
+        <w:pStyle w:val="BodyText"/>
+      </w:pPr>
+      <w:r>
+        <w:t xml:space="preserve">다이앤: 학생들한텐 아무도 안 알려 주죠. 내가 제일 싫어하는 사실 중 하나예요.</w:t>
+      </w:r>
+    </w:p>
+    <w:p>
+      <w:pPr>
+        <w:pStyle w:val="BodyText"/>
+      </w:pPr>
+      <w:r>
+        <w:t xml:space="preserve">노아: 그럼 할번도 똑같은 걸 만들 수 있네요. 합법적으로.</w:t>
+      </w:r>
+    </w:p>
+    <w:p>
+      <w:pPr>
+        <w:pStyle w:val="BodyText"/>
+      </w:pPr>
+      <w:r>
+        <w:t xml:space="preserve">다이앤: 기본 개념은 그래요. 누구든 할 수 있어요.</w:t>
+      </w:r>
+    </w:p>
+    <w:p>
+      <w:pPr>
+        <w:pStyle w:val="BodyText"/>
+      </w:pPr>
+      <w:r>
+        <w:t xml:space="preserve">프리야: 그럼 우린 뭘 보호할 수 있어요?</w:t>
+      </w:r>
+    </w:p>
+    <w:p>
+      <w:pPr>
+        <w:pStyle w:val="BodyText"/>
+      </w:pPr>
+      <w:r>
+        <w:t xml:space="preserve">다이앤: 새로운 건 전부요. 정확한 배합. 공정. 앞으로 발명할 개선점들.</w:t>
+      </w:r>
+    </w:p>
+    <w:p>
+      <w:pPr>
+        <w:pStyle w:val="BodyText"/>
+      </w:pPr>
+      <w:r>
+        <w:t xml:space="preserve">노아: 그러니까 논문은 출발선이지, 결승선이 아니네요.</w:t>
+      </w:r>
+    </w:p>
+    <w:p>
+      <w:pPr>
+        <w:pStyle w:val="BodyText"/>
+      </w:pPr>
+      <w:r>
+        <w:t xml:space="preserve">다이앤: 잘 표현했네요. 그리고 하나 더. 공개된 논문이 여러분을 보호할 수도 있어요.</w:t>
+      </w:r>
+    </w:p>
+    <w:p>
+      <w:pPr>
+        <w:pStyle w:val="BodyText"/>
+      </w:pPr>
+      <w:r>
+        <w:t xml:space="preserve">프리야: 어떻게요?</w:t>
+      </w:r>
+    </w:p>
+    <w:p>
+      <w:pPr>
+        <w:pStyle w:val="BodyText"/>
+      </w:pPr>
+      <w:r>
+        <w:t xml:space="preserve">다이앤: 나중에 누가 박사님의 옛 아이디어로 특허를 내면, 논문이 그게 새롭지 않았다는 걸 증명해요.</w:t>
+      </w:r>
+    </w:p>
+    <w:p>
+      <w:pPr>
+        <w:pStyle w:val="BodyText"/>
+      </w:pPr>
+      <w:r>
+        <w:t xml:space="preserve">노아: 그걸 뭐라고 하죠…?</w:t>
+      </w:r>
+    </w:p>
+    <w:p>
+      <w:pPr>
+        <w:pStyle w:val="BodyText"/>
+      </w:pPr>
+      <w:r>
+        <w:t xml:space="preserve">다이앤: 선행기술이요. 그 단어 기억해 두세요. 언젠가 필요할지도 몰라요.</w:t>
+      </w:r>
+    </w:p>
+    <w:p>
+      <w:pPr>
+        <w:pStyle w:val="BodyText"/>
+      </w:pPr>
+      <w:r>
+        <w:t xml:space="preserve">프리야: 대학이 뭔가 출원했을까요? UT에 확인해 봐야겠네요.</w:t>
+      </w:r>
+    </w:p>
+    <w:p>
+      <w:pPr>
+        <w:pStyle w:val="BodyText"/>
+      </w:pPr>
+      <w:r>
+        <w:t xml:space="preserve">다이앤: 네, 대학 기술사업화실에 확인하세요. 답변은 서면으로 받으시고요.</w:t>
+      </w:r>
+    </w:p>
+    <w:p>
+      <w:pPr>
+        <w:pStyle w:val="BodyText"/>
+      </w:pPr>
+      <w:r>
+        <w:t xml:space="preserve">프리야: 서면으로. 물론이죠.</w:t>
+      </w:r>
+    </w:p>
+    <w:p>
+      <w:pPr>
+        <w:pStyle w:val="BodyText"/>
+      </w:pPr>
+      <w:r>
+        <w:t xml:space="preserve">다이앤: 자, 프리야. 할번에 다니는 동안엔 Veyra를 위해 발명하면 안 돼요.</w:t>
+      </w:r>
+    </w:p>
+    <w:p>
+      <w:pPr>
+        <w:pStyle w:val="BodyText"/>
+      </w:pPr>
+      <w:r>
+        <w:t xml:space="preserve">프리야: 집에서도요? 주말에도요?</w:t>
+      </w:r>
+    </w:p>
+    <w:p>
+      <w:pPr>
+        <w:pStyle w:val="BodyText"/>
+      </w:pPr>
+      <w:r>
+        <w:t xml:space="preserve">다이앤: 꿈속에서도 안 돼요. 사업 얘기는 해도, 화학 얘기는 안 돼요.</w:t>
+      </w:r>
+    </w:p>
+    <w:bookmarkEnd w:id="34"/>
+    <w:bookmarkStart w:id="35" w:name="절정전환-경업금지와-비자-1"/>
+    <w:p>
+      <w:pPr>
+        <w:pStyle w:val="Heading3"/>
+      </w:pPr>
+      <w:r>
+        <w:t xml:space="preserve">절정·전환 — 경업금지와 비자</w:t>
+      </w:r>
+    </w:p>
+    <w:p>
+      <w:pPr>
+        <w:pStyle w:val="FirstParagraph"/>
+      </w:pPr>
+      <w:r>
+        <w:t xml:space="preserve">노아: 4번 항목. 제 경업금지 조항이요. 12개월. 6페이지 4항.</w:t>
+      </w:r>
+    </w:p>
+    <w:p>
+      <w:pPr>
+        <w:pStyle w:val="BodyText"/>
+      </w:pPr>
+      <w:r>
+        <w:t xml:space="preserve">다이앤: 오늘 아침에 읽었어요. 범위가 넓어요. 그리고 텍사스는 경업금지를 인정할 수 있어요.</w:t>
+      </w:r>
+    </w:p>
+    <w:p>
+      <w:pPr>
+        <w:pStyle w:val="BodyText"/>
+      </w:pPr>
+      <w:r>
+        <w:t xml:space="preserve">노아: 그럼 저 곤란한 거네요.</w:t>
+      </w:r>
+    </w:p>
+    <w:p>
+      <w:pPr>
+        <w:pStyle w:val="BodyText"/>
+      </w:pPr>
+      <w:r>
+        <w:t xml:space="preserve">다이앤: 꼭 그렇진 않아요. 핵심 단어는</w:t>
+      </w:r>
+      <w:r>
+        <w:t xml:space="preserve"> </w:t>
+      </w:r>
+      <w:r>
+        <w:t xml:space="preserve">“</w:t>
+      </w:r>
+      <w:r>
+        <w:t xml:space="preserve">합리적</w:t>
+      </w:r>
+      <w:r>
+        <w:t xml:space="preserve">”</w:t>
+      </w:r>
+      <w:r>
+        <w:t xml:space="preserve">이에요. 법원은 세부 사항을 봐요.</w:t>
+      </w:r>
+    </w:p>
+    <w:p>
+      <w:pPr>
+        <w:pStyle w:val="BodyText"/>
+      </w:pPr>
+      <w:r>
+        <w:t xml:space="preserve">노아: 어떤 세부 사항이요?</w:t>
+      </w:r>
+    </w:p>
+    <w:p>
+      <w:pPr>
+        <w:pStyle w:val="BodyText"/>
+      </w:pPr>
+      <w:r>
+        <w:t xml:space="preserve">다이앤: 경쟁 제품을 팔고 있나? 고객을 빼 가나? 그들의 기밀을 쓰나?</w:t>
+      </w:r>
+    </w:p>
+    <w:p>
+      <w:pPr>
+        <w:pStyle w:val="BodyText"/>
+      </w:pPr>
+      <w:r>
+        <w:t xml:space="preserve">노아: 몇 년간 제품 없음. 고객 없음. 기밀 없음.</w:t>
+      </w:r>
+    </w:p>
+    <w:p>
+      <w:pPr>
+        <w:pStyle w:val="BodyText"/>
+      </w:pPr>
+      <w:r>
+        <w:t xml:space="preserve">다이앤: 그럼 앞으로 12개월 동안 당신은 연구를 하는 거예요. 시장에서 경쟁하는 게 아니라. 팔 제품도 없고 빼 갈 고객도 없으니, 할번에 피해를 준다고 주장하기 어렵죠.</w:t>
+      </w:r>
+    </w:p>
+    <w:p>
+      <w:pPr>
+        <w:pStyle w:val="BodyText"/>
+      </w:pPr>
+      <w:r>
+        <w:t xml:space="preserve">노아: 그걸로 충분해요?</w:t>
+      </w:r>
+    </w:p>
+    <w:p>
+      <w:pPr>
+        <w:pStyle w:val="BodyText"/>
+      </w:pPr>
+      <w:r>
+        <w:t xml:space="preserve">다이앤: 탄탄한 입장이에요. 보장은 아니고요. 손을 깨끗이 하세요.</w:t>
+      </w:r>
+    </w:p>
+    <w:p>
+      <w:pPr>
+        <w:pStyle w:val="BodyText"/>
+      </w:pPr>
+      <w:r>
+        <w:t xml:space="preserve">노아:</w:t>
+      </w:r>
+      <w:r>
+        <w:t xml:space="preserve"> </w:t>
+      </w:r>
+      <w:r>
+        <w:t xml:space="preserve">“</w:t>
+      </w:r>
+      <w:r>
+        <w:t xml:space="preserve">깨끗이</w:t>
+      </w:r>
+      <w:r>
+        <w:t xml:space="preserve">”</w:t>
+      </w:r>
+      <w:r>
+        <w:t xml:space="preserve">가 정확히 뭘 뜻해요?</w:t>
+      </w:r>
+    </w:p>
+    <w:p>
+      <w:pPr>
+        <w:pStyle w:val="BodyText"/>
+      </w:pPr>
+      <w:r>
+        <w:t xml:space="preserve">다이앤: 할번 파일 금지. 할번 고객 명단 금지. 할번 거래 의사들한테 전화 금지. 그쪽에서 소송을 걸면 변호사들이 바로 그 세 가지를 찾을 테니, 찾을 거리를 하나도 주지 마세요.</w:t>
+      </w:r>
+    </w:p>
+    <w:p>
+      <w:pPr>
+        <w:pStyle w:val="BodyText"/>
+      </w:pPr>
+      <w:r>
+        <w:t xml:space="preserve">노아: 알겠어요. 할번에 서면으로 면제를 요청해야 할까요?</w:t>
+      </w:r>
+    </w:p>
+    <w:p>
+      <w:pPr>
+        <w:pStyle w:val="BodyText"/>
+      </w:pPr>
+      <w:r>
+        <w:t xml:space="preserve">다이앤: 아직은요. 곰을 건드리지 마세요. 나중에 결정해요.</w:t>
+      </w:r>
+    </w:p>
+    <w:p>
+      <w:pPr>
+        <w:pStyle w:val="BodyText"/>
+      </w:pPr>
+      <w:r>
+        <w:t xml:space="preserve">프리야: 5번 항목. 제 비자요. 이게 제일 무서워요.</w:t>
+      </w:r>
+    </w:p>
+    <w:p>
+      <w:pPr>
+        <w:pStyle w:val="BodyText"/>
+      </w:pPr>
+      <w:r>
+        <w:t xml:space="preserve">다이앤: 할번 스폰서의 H-1B죠. 선택지가 두 개 있어요.</w:t>
+      </w:r>
+    </w:p>
+    <w:p>
+      <w:pPr>
+        <w:pStyle w:val="BodyText"/>
+      </w:pPr>
+      <w:r>
+        <w:t xml:space="preserve">프리야: 없는 것보단 두 개가 낫네요.</w:t>
+      </w:r>
+    </w:p>
+    <w:p>
+      <w:pPr>
+        <w:pStyle w:val="BodyText"/>
+      </w:pPr>
+      <w:r>
+        <w:t xml:space="preserve">다이앤: A안, O-1 비자. 탁월한 능력을 가진 사람을 위한 비자예요.</w:t>
+      </w:r>
+    </w:p>
+    <w:p>
+      <w:pPr>
+        <w:pStyle w:val="BodyText"/>
+      </w:pPr>
+      <w:r>
+        <w:t xml:space="preserve">프리야: 탁월한. 제가 자격이 되는지 모르겠어요.</w:t>
+      </w:r>
+    </w:p>
+    <w:p>
+      <w:pPr>
+        <w:pStyle w:val="BodyText"/>
+      </w:pPr>
+      <w:r>
+        <w:t xml:space="preserve">다이앤: 논문이 몇 번 인용됐죠?</w:t>
+      </w:r>
+    </w:p>
+    <w:p>
+      <w:pPr>
+        <w:pStyle w:val="BodyText"/>
+      </w:pPr>
+      <w:r>
+        <w:t xml:space="preserve">프리야: 40몇 번이요. 45번쯤?</w:t>
+      </w:r>
+    </w:p>
+    <w:p>
+      <w:pPr>
+        <w:pStyle w:val="BodyText"/>
+      </w:pPr>
+      <w:r>
+        <w:t xml:space="preserve">다이앤: 시작은 되네요. 증거가 더 필요해요. 논문, 수상, 같은 분야 사람들의 전문가 추천서. 그런 기록은 몇 달, 때로는 몇 년에 걸쳐 쌓는 거라 시간이 걸려요.</w:t>
+      </w:r>
+    </w:p>
+    <w:p>
+      <w:pPr>
+        <w:pStyle w:val="BodyText"/>
+      </w:pPr>
+      <w:r>
+        <w:t xml:space="preserve">노아: B안은요?</w:t>
+      </w:r>
+    </w:p>
+    <w:p>
+      <w:pPr>
+        <w:pStyle w:val="BodyText"/>
+      </w:pPr>
+      <w:r>
+        <w:t xml:space="preserve">다이앤: H-1B를 Veyra로 이전하는 거예요. 이미 쿼터에 들어가 있어서 추첨이 없어요.</w:t>
+      </w:r>
+    </w:p>
+    <w:p>
+      <w:pPr>
+        <w:pStyle w:val="BodyText"/>
+      </w:pPr>
+      <w:r>
+        <w:t xml:space="preserve">프리야: 그게 더 쉬워 보이네요. 함정이 뭐예요?</w:t>
+      </w:r>
+    </w:p>
+    <w:bookmarkEnd w:id="35"/>
+    <w:bookmarkStart w:id="36" w:name="마무리-함정-그리고-액션-아이템-1"/>
+    <w:p>
+      <w:pPr>
+        <w:pStyle w:val="Heading3"/>
+      </w:pPr>
+      <w:r>
+        <w:t xml:space="preserve">마무리 — 함정, 그리고 액션 아이템</w:t>
+      </w:r>
+    </w:p>
+    <w:p>
+      <w:pPr>
+        <w:pStyle w:val="FirstParagraph"/>
+      </w:pPr>
+      <w:r>
+        <w:t xml:space="preserve">다이앤: Veyra가 박사님께 진짜 급여를 줘야 해요. 창업자 용돈이 아니라 시장 수준의 급여 전액이요. 이민국이 그걸 확인하니까, 회사 통장에 매달 급여를 줄 만큼 현금이 있어야 해요.</w:t>
+      </w:r>
+    </w:p>
+    <w:p>
+      <w:pPr>
+        <w:pStyle w:val="BodyText"/>
+      </w:pPr>
+      <w:r>
+        <w:t xml:space="preserve">노아: 아직 없는 돈으로요.</w:t>
+      </w:r>
+    </w:p>
+    <w:p>
+      <w:pPr>
+        <w:pStyle w:val="BodyText"/>
+      </w:pPr>
+      <w:r>
+        <w:t xml:space="preserve">다이앤: 바로 그거예요. 그러니까 프리야, 돈이 확실해지기 전엔 할번을 그만두지 마세요.</w:t>
+      </w:r>
+    </w:p>
+    <w:p>
+      <w:pPr>
+        <w:pStyle w:val="BodyText"/>
+      </w:pPr>
+      <w:r>
+        <w:t xml:space="preserve">프리야: 할번이 먼저 저를 내보내면요?</w:t>
+      </w:r>
+    </w:p>
+    <w:p>
+      <w:pPr>
+        <w:pStyle w:val="BodyText"/>
+      </w:pPr>
+      <w:r>
+        <w:t xml:space="preserve">다이앤: 그럼 60일 시계가 시작되죠. 그리고 투자를 빨리 받아야 하고요.</w:t>
+      </w:r>
+    </w:p>
+    <w:p>
+      <w:pPr>
+        <w:pStyle w:val="BodyText"/>
+      </w:pPr>
+      <w:r>
+        <w:t xml:space="preserve">프리야: 그러니까 전 일할 수도 없는 회사를 소유하는 거네요.</w:t>
+      </w:r>
+    </w:p>
+    <w:p>
+      <w:pPr>
+        <w:pStyle w:val="BodyText"/>
+      </w:pPr>
+      <w:r>
+        <w:t xml:space="preserve">다이앤: 당분간은요. 그리고 할번의 이해충돌 정책을 확인하세요. 공개해야 할 수도 있어요.</w:t>
+      </w:r>
+    </w:p>
+    <w:p>
+      <w:pPr>
+        <w:pStyle w:val="BodyText"/>
+      </w:pPr>
+      <w:r>
+        <w:t xml:space="preserve">프리야: 미래의 경쟁사를 공동 소유하고 있다고 공개하라고요? 아주 재밌는 대화가 되겠네요. 상사가 웃으면서 고맙다고 하고, 아마 그날 오후에 바로 저를 문밖까지 배웅하겠죠.</w:t>
+      </w:r>
+    </w:p>
+    <w:p>
+      <w:pPr>
+        <w:pStyle w:val="BodyText"/>
+      </w:pPr>
+      <w:r>
+        <w:t xml:space="preserve">다이앤: 정책부터 읽으세요. 그다음에 얘기해요. 조시, 액션 아이템은?</w:t>
+      </w:r>
+    </w:p>
+    <w:p>
+      <w:pPr>
+        <w:pStyle w:val="BodyText"/>
+      </w:pPr>
+      <w:r>
+        <w:t xml:space="preserve">조시: 델라웨어에 법인 설립 후 텍사스에 등록. 오늘 낮은 가격으로 창업자 지분 매입. 30일 안에 83(b) 제출, 그건 빨간색으로 표시해 뒀습니다.</w:t>
+      </w:r>
+    </w:p>
+    <w:p>
+      <w:pPr>
+        <w:pStyle w:val="BodyText"/>
+      </w:pPr>
+      <w:r>
+        <w:t xml:space="preserve">다이앤: 안전위원회 포함 창업자 계약서. UT 확인. 할번 정책 확인. O-1 증거 준비 시작.</w:t>
+      </w:r>
+    </w:p>
+    <w:p>
+      <w:pPr>
+        <w:pStyle w:val="BodyText"/>
+      </w:pPr>
+      <w:r>
+        <w:t xml:space="preserve">노아: 많네요. 그리고 다이앤, 수임료 말인데요…</w:t>
+      </w:r>
+    </w:p>
+    <w:p>
+      <w:pPr>
+        <w:pStyle w:val="BodyText"/>
+      </w:pPr>
+      <w:r>
+        <w:t xml:space="preserve">다이앤: 첫 투자 라운드까지 미뤄 드릴게요. 믿음이 가는 창업자들한텐 그렇게 해요.</w:t>
+      </w:r>
+    </w:p>
+    <w:p>
+      <w:pPr>
+        <w:pStyle w:val="BodyText"/>
+      </w:pPr>
+      <w:r>
+        <w:t xml:space="preserve">노아: 감사합니다. 그거 서면으로 받을 수 있을까요?</w:t>
+      </w:r>
+    </w:p>
+    <w:p>
+      <w:pPr>
+        <w:pStyle w:val="BodyText"/>
+      </w:pPr>
+      <w:r>
+        <w:t xml:space="preserve">다이앤: 이제야 배우시네요. 조시, 위임 계약서 초안 작성해 줘요.</w:t>
+      </w:r>
+    </w:p>
+    <w:bookmarkEnd w:id="36"/>
+    <w:bookmarkEnd w:id="37"/>
+    <w:bookmarkEnd w:id="38"/>
     <w:sectPr/>
   </w:body>
 </w:document>
@@ -3677,583 +3624,8 @@
       </w:pPr>
     </w:lvl>
   </w:abstractNum>
-  <w:abstractNum w:abstractNumId="99411">
-    <w:nsid w:val="A99411"/>
-    <w:multiLevelType w:val="multilevel"/>
-    <w:lvl w:ilvl="0">
-      <w:start w:val="1"/>
-      <w:numFmt w:val="decimal"/>
-      <w:lvlText w:val="%1."/>
-      <w:lvlJc w:val="left"/>
-      <w:pPr>
-        <w:ind w:left="720" w:hanging="480"/>
-      </w:pPr>
-    </w:lvl>
-    <w:lvl w:ilvl="1">
-      <w:start w:val="1"/>
-      <w:numFmt w:val="decimal"/>
-      <w:lvlText w:val="%2."/>
-      <w:lvlJc w:val="left"/>
-      <w:pPr>
-        <w:ind w:left="1440" w:hanging="480"/>
-      </w:pPr>
-    </w:lvl>
-    <w:lvl w:ilvl="2">
-      <w:start w:val="1"/>
-      <w:numFmt w:val="decimal"/>
-      <w:lvlText w:val="%3."/>
-      <w:lvlJc w:val="left"/>
-      <w:pPr>
-        <w:ind w:left="2160" w:hanging="480"/>
-      </w:pPr>
-    </w:lvl>
-    <w:lvl w:ilvl="3">
-      <w:start w:val="1"/>
-      <w:numFmt w:val="decimal"/>
-      <w:lvlText w:val="%4."/>
-      <w:lvlJc w:val="left"/>
-      <w:pPr>
-        <w:ind w:left="2880" w:hanging="480"/>
-      </w:pPr>
-    </w:lvl>
-    <w:lvl w:ilvl="4">
-      <w:start w:val="1"/>
-      <w:numFmt w:val="decimal"/>
-      <w:lvlText w:val="%5."/>
-      <w:lvlJc w:val="left"/>
-      <w:pPr>
-        <w:ind w:left="3600" w:hanging="480"/>
-      </w:pPr>
-    </w:lvl>
-    <w:lvl w:ilvl="5">
-      <w:start w:val="1"/>
-      <w:numFmt w:val="decimal"/>
-      <w:lvlText w:val="%6."/>
-      <w:lvlJc w:val="left"/>
-      <w:pPr>
-        <w:ind w:left="4320" w:hanging="480"/>
-      </w:pPr>
-    </w:lvl>
-    <w:lvl w:ilvl="6">
-      <w:start w:val="1"/>
-      <w:numFmt w:val="decimal"/>
-      <w:lvlText w:val="%7."/>
-      <w:lvlJc w:val="left"/>
-      <w:pPr>
-        <w:ind w:left="5040" w:hanging="480"/>
-      </w:pPr>
-    </w:lvl>
-    <w:lvl w:ilvl="7">
-      <w:start w:val="1"/>
-      <w:numFmt w:val="decimal"/>
-      <w:lvlText w:val="%8."/>
-      <w:lvlJc w:val="left"/>
-      <w:pPr>
-        <w:ind w:left="5760" w:hanging="480"/>
-      </w:pPr>
-    </w:lvl>
-    <w:lvl w:ilvl="8">
-      <w:start w:val="1"/>
-      <w:numFmt w:val="decimal"/>
-      <w:lvlText w:val="%9."/>
-      <w:lvlJc w:val="left"/>
-      <w:pPr>
-        <w:ind w:left="6480" w:hanging="480"/>
-      </w:pPr>
-    </w:lvl>
-  </w:abstractNum>
-  <w:abstractNum w:abstractNumId="994116">
-    <w:nsid w:val="A994116"/>
-    <w:multiLevelType w:val="multilevel"/>
-    <w:lvl w:ilvl="0">
-      <w:start w:val="16"/>
-      <w:numFmt w:val="decimal"/>
-      <w:lvlText w:val="%1."/>
-      <w:lvlJc w:val="left"/>
-      <w:pPr>
-        <w:ind w:left="720" w:hanging="480"/>
-      </w:pPr>
-    </w:lvl>
-    <w:lvl w:ilvl="1">
-      <w:start w:val="16"/>
-      <w:numFmt w:val="decimal"/>
-      <w:lvlText w:val="%2."/>
-      <w:lvlJc w:val="left"/>
-      <w:pPr>
-        <w:ind w:left="1440" w:hanging="480"/>
-      </w:pPr>
-    </w:lvl>
-    <w:lvl w:ilvl="2">
-      <w:start w:val="16"/>
-      <w:numFmt w:val="decimal"/>
-      <w:lvlText w:val="%3."/>
-      <w:lvlJc w:val="left"/>
-      <w:pPr>
-        <w:ind w:left="2160" w:hanging="480"/>
-      </w:pPr>
-    </w:lvl>
-    <w:lvl w:ilvl="3">
-      <w:start w:val="16"/>
-      <w:numFmt w:val="decimal"/>
-      <w:lvlText w:val="%4."/>
-      <w:lvlJc w:val="left"/>
-      <w:pPr>
-        <w:ind w:left="2880" w:hanging="480"/>
-      </w:pPr>
-    </w:lvl>
-    <w:lvl w:ilvl="4">
-      <w:start w:val="16"/>
-      <w:numFmt w:val="decimal"/>
-      <w:lvlText w:val="%5."/>
-      <w:lvlJc w:val="left"/>
-      <w:pPr>
-        <w:ind w:left="3600" w:hanging="480"/>
-      </w:pPr>
-    </w:lvl>
-    <w:lvl w:ilvl="5">
-      <w:start w:val="16"/>
-      <w:numFmt w:val="decimal"/>
-      <w:lvlText w:val="%6."/>
-      <w:lvlJc w:val="left"/>
-      <w:pPr>
-        <w:ind w:left="4320" w:hanging="480"/>
-      </w:pPr>
-    </w:lvl>
-    <w:lvl w:ilvl="6">
-      <w:start w:val="16"/>
-      <w:numFmt w:val="decimal"/>
-      <w:lvlText w:val="%7."/>
-      <w:lvlJc w:val="left"/>
-      <w:pPr>
-        <w:ind w:left="5040" w:hanging="480"/>
-      </w:pPr>
-    </w:lvl>
-    <w:lvl w:ilvl="7">
-      <w:start w:val="16"/>
-      <w:numFmt w:val="decimal"/>
-      <w:lvlText w:val="%8."/>
-      <w:lvlJc w:val="left"/>
-      <w:pPr>
-        <w:ind w:left="5760" w:hanging="480"/>
-      </w:pPr>
-    </w:lvl>
-    <w:lvl w:ilvl="8">
-      <w:start w:val="16"/>
-      <w:numFmt w:val="decimal"/>
-      <w:lvlText w:val="%9."/>
-      <w:lvlJc w:val="left"/>
-      <w:pPr>
-        <w:ind w:left="6480" w:hanging="480"/>
-      </w:pPr>
-    </w:lvl>
-  </w:abstractNum>
-  <w:abstractNum w:abstractNumId="994151">
-    <w:nsid w:val="A994151"/>
-    <w:multiLevelType w:val="multilevel"/>
-    <w:lvl w:ilvl="0">
-      <w:start w:val="51"/>
-      <w:numFmt w:val="decimal"/>
-      <w:lvlText w:val="%1."/>
-      <w:lvlJc w:val="left"/>
-      <w:pPr>
-        <w:ind w:left="720" w:hanging="480"/>
-      </w:pPr>
-    </w:lvl>
-    <w:lvl w:ilvl="1">
-      <w:start w:val="51"/>
-      <w:numFmt w:val="decimal"/>
-      <w:lvlText w:val="%2."/>
-      <w:lvlJc w:val="left"/>
-      <w:pPr>
-        <w:ind w:left="1440" w:hanging="480"/>
-      </w:pPr>
-    </w:lvl>
-    <w:lvl w:ilvl="2">
-      <w:start w:val="51"/>
-      <w:numFmt w:val="decimal"/>
-      <w:lvlText w:val="%3."/>
-      <w:lvlJc w:val="left"/>
-      <w:pPr>
-        <w:ind w:left="2160" w:hanging="480"/>
-      </w:pPr>
-    </w:lvl>
-    <w:lvl w:ilvl="3">
-      <w:start w:val="51"/>
-      <w:numFmt w:val="decimal"/>
-      <w:lvlText w:val="%4."/>
-      <w:lvlJc w:val="left"/>
-      <w:pPr>
-        <w:ind w:left="2880" w:hanging="480"/>
-      </w:pPr>
-    </w:lvl>
-    <w:lvl w:ilvl="4">
-      <w:start w:val="51"/>
-      <w:numFmt w:val="decimal"/>
-      <w:lvlText w:val="%5."/>
-      <w:lvlJc w:val="left"/>
-      <w:pPr>
-        <w:ind w:left="3600" w:hanging="480"/>
-      </w:pPr>
-    </w:lvl>
-    <w:lvl w:ilvl="5">
-      <w:start w:val="51"/>
-      <w:numFmt w:val="decimal"/>
-      <w:lvlText w:val="%6."/>
-      <w:lvlJc w:val="left"/>
-      <w:pPr>
-        <w:ind w:left="4320" w:hanging="480"/>
-      </w:pPr>
-    </w:lvl>
-    <w:lvl w:ilvl="6">
-      <w:start w:val="51"/>
-      <w:numFmt w:val="decimal"/>
-      <w:lvlText w:val="%7."/>
-      <w:lvlJc w:val="left"/>
-      <w:pPr>
-        <w:ind w:left="5040" w:hanging="480"/>
-      </w:pPr>
-    </w:lvl>
-    <w:lvl w:ilvl="7">
-      <w:start w:val="51"/>
-      <w:numFmt w:val="decimal"/>
-      <w:lvlText w:val="%8."/>
-      <w:lvlJc w:val="left"/>
-      <w:pPr>
-        <w:ind w:left="5760" w:hanging="480"/>
-      </w:pPr>
-    </w:lvl>
-    <w:lvl w:ilvl="8">
-      <w:start w:val="51"/>
-      <w:numFmt w:val="decimal"/>
-      <w:lvlText w:val="%9."/>
-      <w:lvlJc w:val="left"/>
-      <w:pPr>
-        <w:ind w:left="6480" w:hanging="480"/>
-      </w:pPr>
-    </w:lvl>
-  </w:abstractNum>
-  <w:abstractNum w:abstractNumId="994181">
-    <w:nsid w:val="A994181"/>
-    <w:multiLevelType w:val="multilevel"/>
-    <w:lvl w:ilvl="0">
-      <w:start w:val="81"/>
-      <w:numFmt w:val="decimal"/>
-      <w:lvlText w:val="%1."/>
-      <w:lvlJc w:val="left"/>
-      <w:pPr>
-        <w:ind w:left="720" w:hanging="480"/>
-      </w:pPr>
-    </w:lvl>
-    <w:lvl w:ilvl="1">
-      <w:start w:val="81"/>
-      <w:numFmt w:val="decimal"/>
-      <w:lvlText w:val="%2."/>
-      <w:lvlJc w:val="left"/>
-      <w:pPr>
-        <w:ind w:left="1440" w:hanging="480"/>
-      </w:pPr>
-    </w:lvl>
-    <w:lvl w:ilvl="2">
-      <w:start w:val="81"/>
-      <w:numFmt w:val="decimal"/>
-      <w:lvlText w:val="%3."/>
-      <w:lvlJc w:val="left"/>
-      <w:pPr>
-        <w:ind w:left="2160" w:hanging="480"/>
-      </w:pPr>
-    </w:lvl>
-    <w:lvl w:ilvl="3">
-      <w:start w:val="81"/>
-      <w:numFmt w:val="decimal"/>
-      <w:lvlText w:val="%4."/>
-      <w:lvlJc w:val="left"/>
-      <w:pPr>
-        <w:ind w:left="2880" w:hanging="480"/>
-      </w:pPr>
-    </w:lvl>
-    <w:lvl w:ilvl="4">
-      <w:start w:val="81"/>
-      <w:numFmt w:val="decimal"/>
-      <w:lvlText w:val="%5."/>
-      <w:lvlJc w:val="left"/>
-      <w:pPr>
-        <w:ind w:left="3600" w:hanging="480"/>
-      </w:pPr>
-    </w:lvl>
-    <w:lvl w:ilvl="5">
-      <w:start w:val="81"/>
-      <w:numFmt w:val="decimal"/>
-      <w:lvlText w:val="%6."/>
-      <w:lvlJc w:val="left"/>
-      <w:pPr>
-        <w:ind w:left="4320" w:hanging="480"/>
-      </w:pPr>
-    </w:lvl>
-    <w:lvl w:ilvl="6">
-      <w:start w:val="81"/>
-      <w:numFmt w:val="decimal"/>
-      <w:lvlText w:val="%7."/>
-      <w:lvlJc w:val="left"/>
-      <w:pPr>
-        <w:ind w:left="5040" w:hanging="480"/>
-      </w:pPr>
-    </w:lvl>
-    <w:lvl w:ilvl="7">
-      <w:start w:val="81"/>
-      <w:numFmt w:val="decimal"/>
-      <w:lvlText w:val="%8."/>
-      <w:lvlJc w:val="left"/>
-      <w:pPr>
-        <w:ind w:left="5760" w:hanging="480"/>
-      </w:pPr>
-    </w:lvl>
-    <w:lvl w:ilvl="8">
-      <w:start w:val="81"/>
-      <w:numFmt w:val="decimal"/>
-      <w:lvlText w:val="%9."/>
-      <w:lvlJc w:val="left"/>
-      <w:pPr>
-        <w:ind w:left="6480" w:hanging="480"/>
-      </w:pPr>
-    </w:lvl>
-  </w:abstractNum>
-  <w:abstractNum w:abstractNumId="9941106">
-    <w:nsid w:val="A9941106"/>
-    <w:multiLevelType w:val="multilevel"/>
-    <w:lvl w:ilvl="0">
-      <w:start w:val="106"/>
-      <w:numFmt w:val="decimal"/>
-      <w:lvlText w:val="%1."/>
-      <w:lvlJc w:val="left"/>
-      <w:pPr>
-        <w:ind w:left="720" w:hanging="480"/>
-      </w:pPr>
-    </w:lvl>
-    <w:lvl w:ilvl="1">
-      <w:start w:val="106"/>
-      <w:numFmt w:val="decimal"/>
-      <w:lvlText w:val="%2."/>
-      <w:lvlJc w:val="left"/>
-      <w:pPr>
-        <w:ind w:left="1440" w:hanging="480"/>
-      </w:pPr>
-    </w:lvl>
-    <w:lvl w:ilvl="2">
-      <w:start w:val="106"/>
-      <w:numFmt w:val="decimal"/>
-      <w:lvlText w:val="%3."/>
-      <w:lvlJc w:val="left"/>
-      <w:pPr>
-        <w:ind w:left="2160" w:hanging="480"/>
-      </w:pPr>
-    </w:lvl>
-    <w:lvl w:ilvl="3">
-      <w:start w:val="106"/>
-      <w:numFmt w:val="decimal"/>
-      <w:lvlText w:val="%4."/>
-      <w:lvlJc w:val="left"/>
-      <w:pPr>
-        <w:ind w:left="2880" w:hanging="480"/>
-      </w:pPr>
-    </w:lvl>
-    <w:lvl w:ilvl="4">
-      <w:start w:val="106"/>
-      <w:numFmt w:val="decimal"/>
-      <w:lvlText w:val="%5."/>
-      <w:lvlJc w:val="left"/>
-      <w:pPr>
-        <w:ind w:left="3600" w:hanging="480"/>
-      </w:pPr>
-    </w:lvl>
-    <w:lvl w:ilvl="5">
-      <w:start w:val="106"/>
-      <w:numFmt w:val="decimal"/>
-      <w:lvlText w:val="%6."/>
-      <w:lvlJc w:val="left"/>
-      <w:pPr>
-        <w:ind w:left="4320" w:hanging="480"/>
-      </w:pPr>
-    </w:lvl>
-    <w:lvl w:ilvl="6">
-      <w:start w:val="106"/>
-      <w:numFmt w:val="decimal"/>
-      <w:lvlText w:val="%7."/>
-      <w:lvlJc w:val="left"/>
-      <w:pPr>
-        <w:ind w:left="5040" w:hanging="480"/>
-      </w:pPr>
-    </w:lvl>
-    <w:lvl w:ilvl="7">
-      <w:start w:val="106"/>
-      <w:numFmt w:val="decimal"/>
-      <w:lvlText w:val="%8."/>
-      <w:lvlJc w:val="left"/>
-      <w:pPr>
-        <w:ind w:left="5760" w:hanging="480"/>
-      </w:pPr>
-    </w:lvl>
-    <w:lvl w:ilvl="8">
-      <w:start w:val="106"/>
-      <w:numFmt w:val="decimal"/>
-      <w:lvlText w:val="%9."/>
-      <w:lvlJc w:val="left"/>
-      <w:pPr>
-        <w:ind w:left="6480" w:hanging="480"/>
-      </w:pPr>
-    </w:lvl>
-  </w:abstractNum>
   <w:num w:numId="1000">
     <w:abstractNumId w:val="990"/>
-  </w:num>
-  <w:num w:numId="1001">
-    <w:abstractNumId w:val="99411"/>
-    <w:lvlOverride w:ilvl="0">
-      <w:startOverride w:val="1"/>
-    </w:lvlOverride>
-    <w:lvlOverride w:ilvl="1">
-      <w:startOverride w:val="1"/>
-    </w:lvlOverride>
-    <w:lvlOverride w:ilvl="2">
-      <w:startOverride w:val="1"/>
-    </w:lvlOverride>
-    <w:lvlOverride w:ilvl="3">
-      <w:startOverride w:val="1"/>
-    </w:lvlOverride>
-    <w:lvlOverride w:ilvl="4">
-      <w:startOverride w:val="1"/>
-    </w:lvlOverride>
-    <w:lvlOverride w:ilvl="5">
-      <w:startOverride w:val="1"/>
-    </w:lvlOverride>
-    <w:lvlOverride w:ilvl="6">
-      <w:startOverride w:val="1"/>
-    </w:lvlOverride>
-    <w:lvlOverride w:ilvl="7">
-      <w:startOverride w:val="1"/>
-    </w:lvlOverride>
-    <w:lvlOverride w:ilvl="8">
-      <w:startOverride w:val="1"/>
-    </w:lvlOverride>
-  </w:num>
-  <w:num w:numId="1002">
-    <w:abstractNumId w:val="994116"/>
-    <w:lvlOverride w:ilvl="0">
-      <w:startOverride w:val="16"/>
-    </w:lvlOverride>
-    <w:lvlOverride w:ilvl="1">
-      <w:startOverride w:val="16"/>
-    </w:lvlOverride>
-    <w:lvlOverride w:ilvl="2">
-      <w:startOverride w:val="16"/>
-    </w:lvlOverride>
-    <w:lvlOverride w:ilvl="3">
-      <w:startOverride w:val="16"/>
-    </w:lvlOverride>
-    <w:lvlOverride w:ilvl="4">
-      <w:startOverride w:val="16"/>
-    </w:lvlOverride>
-    <w:lvlOverride w:ilvl="5">
-      <w:startOverride w:val="16"/>
-    </w:lvlOverride>
-    <w:lvlOverride w:ilvl="6">
-      <w:startOverride w:val="16"/>
-    </w:lvlOverride>
-    <w:lvlOverride w:ilvl="7">
-      <w:startOverride w:val="16"/>
-    </w:lvlOverride>
-    <w:lvlOverride w:ilvl="8">
-      <w:startOverride w:val="16"/>
-    </w:lvlOverride>
-  </w:num>
-  <w:num w:numId="1003">
-    <w:abstractNumId w:val="994151"/>
-    <w:lvlOverride w:ilvl="0">
-      <w:startOverride w:val="51"/>
-    </w:lvlOverride>
-    <w:lvlOverride w:ilvl="1">
-      <w:startOverride w:val="51"/>
-    </w:lvlOverride>
-    <w:lvlOverride w:ilvl="2">
-      <w:startOverride w:val="51"/>
-    </w:lvlOverride>
-    <w:lvlOverride w:ilvl="3">
-      <w:startOverride w:val="51"/>
-    </w:lvlOverride>
-    <w:lvlOverride w:ilvl="4">
-      <w:startOverride w:val="51"/>
-    </w:lvlOverride>
-    <w:lvlOverride w:ilvl="5">
-      <w:startOverride w:val="51"/>
-    </w:lvlOverride>
-    <w:lvlOverride w:ilvl="6">
-      <w:startOverride w:val="51"/>
-    </w:lvlOverride>
-    <w:lvlOverride w:ilvl="7">
-      <w:startOverride w:val="51"/>
-    </w:lvlOverride>
-    <w:lvlOverride w:ilvl="8">
-      <w:startOverride w:val="51"/>
-    </w:lvlOverride>
-  </w:num>
-  <w:num w:numId="1004">
-    <w:abstractNumId w:val="994181"/>
-    <w:lvlOverride w:ilvl="0">
-      <w:startOverride w:val="81"/>
-    </w:lvlOverride>
-    <w:lvlOverride w:ilvl="1">
-      <w:startOverride w:val="81"/>
-    </w:lvlOverride>
-    <w:lvlOverride w:ilvl="2">
-      <w:startOverride w:val="81"/>
-    </w:lvlOverride>
-    <w:lvlOverride w:ilvl="3">
-      <w:startOverride w:val="81"/>
-    </w:lvlOverride>
-    <w:lvlOverride w:ilvl="4">
-      <w:startOverride w:val="81"/>
-    </w:lvlOverride>
-    <w:lvlOverride w:ilvl="5">
-      <w:startOverride w:val="81"/>
-    </w:lvlOverride>
-    <w:lvlOverride w:ilvl="6">
-      <w:startOverride w:val="81"/>
-    </w:lvlOverride>
-    <w:lvlOverride w:ilvl="7">
-      <w:startOverride w:val="81"/>
-    </w:lvlOverride>
-    <w:lvlOverride w:ilvl="8">
-      <w:startOverride w:val="81"/>
-    </w:lvlOverride>
-  </w:num>
-  <w:num w:numId="1005">
-    <w:abstractNumId w:val="9941106"/>
-    <w:lvlOverride w:ilvl="0">
-      <w:startOverride w:val="106"/>
-    </w:lvlOverride>
-    <w:lvlOverride w:ilvl="1">
-      <w:startOverride w:val="106"/>
-    </w:lvlOverride>
-    <w:lvlOverride w:ilvl="2">
-      <w:startOverride w:val="106"/>
-    </w:lvlOverride>
-    <w:lvlOverride w:ilvl="3">
-      <w:startOverride w:val="106"/>
-    </w:lvlOverride>
-    <w:lvlOverride w:ilvl="4">
-      <w:startOverride w:val="106"/>
-    </w:lvlOverride>
-    <w:lvlOverride w:ilvl="5">
-      <w:startOverride w:val="106"/>
-    </w:lvlOverride>
-    <w:lvlOverride w:ilvl="6">
-      <w:startOverride w:val="106"/>
-    </w:lvlOverride>
-    <w:lvlOverride w:ilvl="7">
-      <w:startOverride w:val="106"/>
-    </w:lvlOverride>
-    <w:lvlOverride w:ilvl="8">
-      <w:startOverride w:val="106"/>
-    </w:lvlOverride>
   </w:num>
 </w:numbering>
 </file>
